--- a/arb/docx/019.content.docx
+++ b/arb/docx/019.content.docx
@@ -22,7 +22,7 @@
         <w:rPr>
           <w:lang w:val="ar_AE" w:bidi="ar_AE"/>
         </w:rPr>
-        <w:t>Resource: Tyndale Open Study Notes</w:t>
+        <w:t>Resource: Aquifer Open Study Notes (Profiles)</w:t>
       </w:r>
       <w:r>
         <w:rPr>
@@ -122,7 +122,7 @@
         <w:rPr>
           <w:lang w:val="ar_AE" w:bidi="ar_AE"/>
         </w:rPr>
-        <w:t>Tyndale Open Study Notes</w:t>
+        <w:t>Aquifer Open Study Notes (Profiles)</w:t>
       </w:r>
     </w:p>
     <w:p>

--- a/arb/docx/019.content.docx
+++ b/arb/docx/019.content.docx
@@ -9,6 +9,8 @@
       </w:pPr>
       <w:r>
         <w:rPr>
+          <w:rtl/>
+          <w:cs/>
           <w:lang w:val="ar_AE" w:bidi="ar_AE"/>
         </w:rPr>
       </w:r>
@@ -20,12 +22,16 @@
       </w:pPr>
       <w:r>
         <w:rPr>
+          <w:rtl/>
+          <w:cs/>
           <w:lang w:val="ar_AE" w:bidi="ar_AE"/>
         </w:rPr>
         <w:t>Resource: Aquifer Open Study Notes (Profiles)</w:t>
       </w:r>
       <w:r>
         <w:rPr>
+          <w:rtl/>
+          <w:cs/>
           <w:lang w:val="ar_AE" w:bidi="ar_AE"/>
         </w:rPr>
       </w:r>
@@ -36,12 +42,16 @@
       </w:pPr>
       <w:r>
         <w:rPr>
+          <w:rtl/>
+          <w:cs/>
           <w:lang w:val="ar_AE" w:bidi="ar_AE"/>
         </w:rPr>
       </w:r>
       <w:r>
         <w:rPr>
           <w:b/>
+          <w:rtl/>
+          <w:cs/>
           <w:lang w:val="ar_AE" w:bidi="ar_AE"/>
         </w:rPr>
         <w:t>Aquifer Open Study Notes (Profiles)</w:t>
@@ -53,35 +63,47 @@
       </w:pPr>
       <w:r>
         <w:rPr>
-          <w:lang w:val="ar_AE" w:bidi="ar_AE"/>
-        </w:rPr>
-      </w:r>
-      <w:r>
-        <w:rPr>
+          <w:rtl/>
+          <w:cs/>
+          <w:lang w:val="ar_AE" w:bidi="ar_AE"/>
+        </w:rPr>
+      </w:r>
+      <w:r>
+        <w:rPr>
+          <w:rtl/>
+          <w:cs/>
           <w:lang w:val="ar_AE" w:bidi="ar_AE"/>
         </w:rPr>
         <w:t xml:space="preserve">This work is an adaptation of </w:t>
       </w:r>
       <w:r>
         <w:rPr>
+          <w:rtl/>
+          <w:cs/>
           <w:lang w:val="ar_AE" w:bidi="ar_AE"/>
         </w:rPr>
         <w:t>Tyndale Open Study Notes</w:t>
       </w:r>
       <w:r>
         <w:rPr>
+          <w:rtl/>
+          <w:cs/>
           <w:lang w:val="ar_AE" w:bidi="ar_AE"/>
         </w:rPr>
         <w:t xml:space="preserve"> © 2023 Tyndale House Publishers, licensed under the CC BY-SA 4.0 license. The adaptation, </w:t>
       </w:r>
       <w:r>
         <w:rPr>
+          <w:rtl/>
+          <w:cs/>
           <w:lang w:val="ar_AE" w:bidi="ar_AE"/>
         </w:rPr>
         <w:t>Aquifer Open Study Notes</w:t>
       </w:r>
       <w:r>
         <w:rPr>
+          <w:rtl/>
+          <w:cs/>
           <w:lang w:val="ar_AE" w:bidi="ar_AE"/>
         </w:rPr>
         <w:t>, was created by Mission Mutual and is also licensed under CC BY-SA 4.0.</w:t>
@@ -93,22 +115,30 @@
       </w:pPr>
       <w:r>
         <w:rPr>
-          <w:lang w:val="ar_AE" w:bidi="ar_AE"/>
-        </w:rPr>
-      </w:r>
-      <w:r>
-        <w:rPr>
+          <w:rtl/>
+          <w:cs/>
+          <w:lang w:val="ar_AE" w:bidi="ar_AE"/>
+        </w:rPr>
+      </w:r>
+      <w:r>
+        <w:rPr>
+          <w:rtl/>
+          <w:cs/>
           <w:lang w:val="ar_AE" w:bidi="ar_AE"/>
         </w:rPr>
         <w:t>This resource has been adapted into multiple languages, including English, Tok Pisin, Arabic (عربي), French (Français), Hindi (हिंदी), Indonesian (Bahasa Indonesia), Portuguese (Português), Russian (Русский), Spanish (Español), Swahili (Kiswahili), and Simplified Chinese (简体中文).</w:t>
       </w:r>
       <w:r>
         <w:rPr>
-          <w:lang w:val="ar_AE" w:bidi="ar_AE"/>
-        </w:rPr>
-      </w:r>
-      <w:r>
-        <w:rPr>
+          <w:rtl/>
+          <w:cs/>
+          <w:lang w:val="ar_AE" w:bidi="ar_AE"/>
+        </w:rPr>
+      </w:r>
+      <w:r>
+        <w:rPr>
+          <w:rtl/>
+          <w:cs/>
           <w:lang w:val="ar_AE" w:bidi="ar_AE"/>
         </w:rPr>
       </w:r>
@@ -120,6 +150,8 @@
       </w:pPr>
       <w:r>
         <w:rPr>
+          <w:rtl/>
+          <w:cs/>
           <w:lang w:val="ar_AE" w:bidi="ar_AE"/>
         </w:rPr>
         <w:t>Aquifer Open Study Notes (Profiles)</w:t>
@@ -149,6 +181,8 @@
       </w:pPr>
       <w:r>
         <w:rPr>
+          <w:rtl/>
+          <w:cs/>
           <w:lang w:val="ar_AE" w:bidi="ar_AE"/>
         </w:rPr>
       </w:r>
@@ -160,12 +194,16 @@
       </w:pPr>
       <w:r>
         <w:rPr>
+          <w:rtl/>
+          <w:cs/>
           <w:lang w:val="ar_AE" w:bidi="ar_AE"/>
         </w:rPr>
         <w:t>ن</w:t>
       </w:r>
       <w:r>
         <w:rPr>
+          <w:rtl/>
+          <w:cs/>
           <w:lang w:val="ar_AE" w:bidi="ar_AE"/>
         </w:rPr>
       </w:r>
@@ -176,22 +214,30 @@
       </w:pPr>
       <w:r>
         <w:rPr>
-          <w:lang w:val="ar_AE" w:bidi="ar_AE"/>
-        </w:rPr>
-      </w:r>
-      <w:r>
-        <w:rPr>
+          <w:rtl/>
+          <w:cs/>
+          <w:lang w:val="ar_AE" w:bidi="ar_AE"/>
+        </w:rPr>
+      </w:r>
+      <w:r>
+        <w:rPr>
+          <w:rtl/>
+          <w:cs/>
           <w:lang w:val="ar_AE" w:bidi="ar_AE"/>
         </w:rPr>
         <w:t xml:space="preserve"> </w:t>
       </w:r>
       <w:r>
         <w:rPr>
-          <w:lang w:val="ar_AE" w:bidi="ar_AE"/>
-        </w:rPr>
-      </w:r>
-      <w:r>
-        <w:rPr>
+          <w:rtl/>
+          <w:cs/>
+          <w:lang w:val="ar_AE" w:bidi="ar_AE"/>
+        </w:rPr>
+      </w:r>
+      <w:r>
+        <w:rPr>
+          <w:rtl/>
+          <w:cs/>
           <w:lang w:val="ar_AE" w:bidi="ar_AE"/>
         </w:rPr>
       </w:r>
@@ -217,6 +263,8 @@
       </w:pPr>
       <w:r>
         <w:rPr>
+          <w:rtl/>
+          <w:cs/>
           <w:lang w:val="ar_AE" w:bidi="ar_AE"/>
         </w:rPr>
       </w:r>
@@ -228,12 +276,16 @@
       </w:pPr>
       <w:r>
         <w:rPr>
+          <w:rtl/>
+          <w:cs/>
           <w:lang w:val="ar_AE" w:bidi="ar_AE"/>
         </w:rPr>
         <w:t>نَبُوخَذْنَاصَّر الثاني</w:t>
       </w:r>
       <w:r>
         <w:rPr>
+          <w:rtl/>
+          <w:cs/>
           <w:lang w:val="ar_AE" w:bidi="ar_AE"/>
         </w:rPr>
       </w:r>
@@ -244,23 +296,31 @@
       </w:pPr>
       <w:r>
         <w:rPr>
-          <w:lang w:val="ar_AE" w:bidi="ar_AE"/>
-        </w:rPr>
-      </w:r>
-      <w:r>
-        <w:rPr>
+          <w:rtl/>
+          <w:cs/>
+          <w:lang w:val="ar_AE" w:bidi="ar_AE"/>
+        </w:rPr>
+      </w:r>
+      <w:r>
+        <w:rPr>
+          <w:rtl/>
+          <w:cs/>
           <w:lang w:val="ar_AE" w:bidi="ar_AE"/>
         </w:rPr>
         <w:t xml:space="preserve">حكم الملك </w:t>
       </w:r>
       <w:r>
         <w:rPr>
+          <w:rtl/>
+          <w:cs/>
           <w:lang w:val="ar_AE" w:bidi="ar_AE"/>
         </w:rPr>
         <w:t xml:space="preserve">نَبُوخَذْنَاصَّر </w:t>
       </w:r>
       <w:r>
         <w:rPr>
+          <w:rtl/>
+          <w:cs/>
           <w:lang w:val="ar_AE" w:bidi="ar_AE"/>
         </w:rPr>
         <w:t>الثاني بابل من عام 605 إلى 562 قبل الميلاد. وقد عمل على تقويّة إمبراطورية أبيه نبوبولاسر، الذي حكم من عام 626 إلى 605 قبل الميلاد، وعمل على توسيع نطاقها الجغرافي. إلى جانب الكتاب المقدس، هناك الكثير من الوثائق البابلية القديمة التي تروي إنجازات نَبُوخَذْنَاصَّر.</w:t>
@@ -272,11 +332,15 @@
       </w:pPr>
       <w:r>
         <w:rPr>
-          <w:lang w:val="ar_AE" w:bidi="ar_AE"/>
-        </w:rPr>
-      </w:r>
-      <w:r>
-        <w:rPr>
+          <w:rtl/>
+          <w:cs/>
+          <w:lang w:val="ar_AE" w:bidi="ar_AE"/>
+        </w:rPr>
+      </w:r>
+      <w:r>
+        <w:rPr>
+          <w:rtl/>
+          <w:cs/>
           <w:lang w:val="ar_AE" w:bidi="ar_AE"/>
         </w:rPr>
         <w:t>في عام 626 قبل الميلاد، كانت بابل تحت السيطرة الآشورية شأنها في ذلك شأن يهوذا. في ذلك العام، أطلق نبوبولاسر ثورة غيّرت مجرى التاريخ. وفي عام 612 قبل الميلاد، تمكن البابليون من الاستيلاء على نينوى، عاصمة آشور، وهزموا الآشوريين مجددًا في حاران عام 609 قبل الميلاد. في هذه المعركة، قاد نَبُوخَذْنَاصَّر، ابن نبوبولاسر، الجيش. وفي عام 605 قبل الميلاد، هزم نَبُوخَذْنَاصَّر الجيش الآشوري المتبقي في كركميش، مما أجبر المصريين أيضًا على الانسحاب رجوعًا إلى داخل أراضيهم. وفي هذا العام، توفي نابوبولاسر، وتولى ابنه العرش.</w:t>
@@ -288,11 +352,15 @@
       </w:pPr>
       <w:r>
         <w:rPr>
-          <w:lang w:val="ar_AE" w:bidi="ar_AE"/>
-        </w:rPr>
-      </w:r>
-      <w:r>
-        <w:rPr>
+          <w:rtl/>
+          <w:cs/>
+          <w:lang w:val="ar_AE" w:bidi="ar_AE"/>
+        </w:rPr>
+      </w:r>
+      <w:r>
+        <w:rPr>
+          <w:rtl/>
+          <w:cs/>
           <w:lang w:val="ar_AE" w:bidi="ar_AE"/>
         </w:rPr>
         <w:t>بعد الانتصار في كركميش في عام 605 قبل الميلاد، هاجم نَبُوخَذْنَاصَّر آرام (سوريا) والمناطق المجاورة لها، بما في ذلك يهوذا. في ذلك العام، حاصر نَبُوخَذْنَاصَّر أورشليم للمرة الأولى (</w:t>
@@ -300,6 +368,8 @@
       <w:hyperlink r:id="rId13">
         <w:r>
           <w:rPr>
+            <w:rtl/>
+            <w:cs/>
             <w:lang w:val="ar_AE" w:bidi="ar_AE"/>
           </w:rPr>
           <w:rPr>
@@ -311,6 +381,8 @@
       </w:hyperlink>
       <w:r>
         <w:rPr>
+          <w:rtl/>
+          <w:cs/>
           <w:lang w:val="ar_AE" w:bidi="ar_AE"/>
         </w:rPr>
         <w:t xml:space="preserve"> </w:t>
@@ -318,6 +390,8 @@
       <w:hyperlink r:id="rId14">
         <w:r>
           <w:rPr>
+            <w:rtl/>
+            <w:cs/>
             <w:lang w:val="ar_AE" w:bidi="ar_AE"/>
           </w:rPr>
           <w:rPr>
@@ -329,6 +403,8 @@
       </w:hyperlink>
       <w:r>
         <w:rPr>
+          <w:rtl/>
+          <w:cs/>
           <w:lang w:val="ar_AE" w:bidi="ar_AE"/>
         </w:rPr>
         <w:t>). وأخذ بعضًا من آنية الهيكل وعددًا من القادة الشباب من يهوذا، من بينهم دانيآل وأصدقاؤه الثلاثة. استولى نَبُوخَذْنَاصَّر على أورشليم من جديد في عام 597 قبل الميلاد (</w:t>
@@ -336,6 +412,8 @@
       <w:hyperlink r:id="rId15">
         <w:r>
           <w:rPr>
+            <w:rtl/>
+            <w:cs/>
             <w:lang w:val="ar_AE" w:bidi="ar_AE"/>
           </w:rPr>
           <w:rPr>
@@ -347,6 +425,8 @@
       </w:hyperlink>
       <w:r>
         <w:rPr>
+          <w:rtl/>
+          <w:cs/>
           <w:lang w:val="ar_AE" w:bidi="ar_AE"/>
         </w:rPr>
         <w:t>). وحاصر أورشليم في عام 588 قبل الميلاد ودمر المدينة والهيكل في عام 586 قبل الميلاد، وسبى معظم المتبقين من سكانها (</w:t>
@@ -354,6 +434,8 @@
       <w:hyperlink r:id="rId16">
         <w:r>
           <w:rPr>
+            <w:rtl/>
+            <w:cs/>
             <w:lang w:val="ar_AE" w:bidi="ar_AE"/>
           </w:rPr>
           <w:rPr>
@@ -365,6 +447,8 @@
       </w:hyperlink>
       <w:r>
         <w:rPr>
+          <w:rtl/>
+          <w:cs/>
           <w:lang w:val="ar_AE" w:bidi="ar_AE"/>
         </w:rPr>
         <w:t>).</w:t>
@@ -376,11 +460,15 @@
       </w:pPr>
       <w:r>
         <w:rPr>
-          <w:lang w:val="ar_AE" w:bidi="ar_AE"/>
-        </w:rPr>
-      </w:r>
-      <w:r>
-        <w:rPr>
+          <w:rtl/>
+          <w:cs/>
+          <w:lang w:val="ar_AE" w:bidi="ar_AE"/>
+        </w:rPr>
+      </w:r>
+      <w:r>
+        <w:rPr>
+          <w:rtl/>
+          <w:cs/>
           <w:lang w:val="ar_AE" w:bidi="ar_AE"/>
         </w:rPr>
         <w:t>يرد وصف شيّق ومُفصّل لنَبُوخَذْنَاصَّر في سفر دانيآل. وقد أحضر نَبُوخَذْنَاصَّر دانيآل ورفاقه إلى بابل كيما يعلّمهم الثقافة البابلية. ومع ذلك، استخدم الله دانيآل ليعلّم نَبُوخَذْنَاصَّر عن الله.وبعد أن أذل الله نَبُوخَذْنَاصَّر بسبب كبريائه الشديد (</w:t>
@@ -388,6 +476,8 @@
       <w:hyperlink r:id="rId17">
         <w:r>
           <w:rPr>
+            <w:rtl/>
+            <w:cs/>
             <w:lang w:val="ar_AE" w:bidi="ar_AE"/>
           </w:rPr>
           <w:rPr>
@@ -399,6 +489,8 @@
       </w:hyperlink>
       <w:r>
         <w:rPr>
+          <w:rtl/>
+          <w:cs/>
           <w:lang w:val="ar_AE" w:bidi="ar_AE"/>
         </w:rPr>
         <w:t>)، اعترف نَبُوخَذْنَاصَّر وأقر بسيادة الرب وبسلطانه (</w:t>
@@ -406,6 +498,8 @@
       <w:hyperlink r:id="rId18">
         <w:r>
           <w:rPr>
+            <w:rtl/>
+            <w:cs/>
             <w:lang w:val="ar_AE" w:bidi="ar_AE"/>
           </w:rPr>
           <w:rPr>
@@ -417,6 +511,8 @@
       </w:hyperlink>
       <w:r>
         <w:rPr>
+          <w:rtl/>
+          <w:cs/>
           <w:lang w:val="ar_AE" w:bidi="ar_AE"/>
         </w:rPr>
         <w:t xml:space="preserve">). غير أنه على الأرجح لم يكتف أبدًا بعبادة الإله الحقيقي وحده دون غيره من الإلهة الأخرى. </w:t>
@@ -428,12 +524,16 @@
       </w:pPr>
       <w:r>
         <w:rPr>
+          <w:rtl/>
+          <w:cs/>
           <w:lang w:val="ar_AE" w:bidi="ar_AE"/>
         </w:rPr>
       </w:r>
       <w:r>
         <w:rPr>
           <w:u w:val="single"/>
+          <w:rtl/>
+          <w:cs/>
           <w:lang w:val="ar_AE" w:bidi="ar_AE"/>
         </w:rPr>
         <w:t>مقاطع كتابية لدراسة أعمق</w:t>
@@ -445,12 +545,16 @@
       </w:pPr>
       <w:r>
         <w:rPr>
+          <w:rtl/>
+          <w:cs/>
           <w:lang w:val="ar_AE" w:bidi="ar_AE"/>
         </w:rPr>
       </w:r>
       <w:hyperlink r:id="rId19">
         <w:r>
           <w:rPr>
+            <w:rtl/>
+            <w:cs/>
             <w:lang w:val="ar_AE" w:bidi="ar_AE"/>
           </w:rPr>
           <w:rPr>
@@ -462,6 +566,8 @@
       </w:hyperlink>
       <w:r>
         <w:rPr>
+          <w:rtl/>
+          <w:cs/>
           <w:lang w:val="ar_AE" w:bidi="ar_AE"/>
         </w:rPr>
         <w:t xml:space="preserve">؛ </w:t>
@@ -469,6 +575,8 @@
       <w:hyperlink r:id="rId20">
         <w:r>
           <w:rPr>
+            <w:rtl/>
+            <w:cs/>
             <w:lang w:val="ar_AE" w:bidi="ar_AE"/>
           </w:rPr>
           <w:rPr>
@@ -480,6 +588,8 @@
       </w:hyperlink>
       <w:r>
         <w:rPr>
+          <w:rtl/>
+          <w:cs/>
           <w:lang w:val="ar_AE" w:bidi="ar_AE"/>
         </w:rPr>
         <w:t xml:space="preserve">؛ </w:t>
@@ -487,6 +597,8 @@
       <w:hyperlink r:id="rId21">
         <w:r>
           <w:rPr>
+            <w:rtl/>
+            <w:cs/>
             <w:lang w:val="ar_AE" w:bidi="ar_AE"/>
           </w:rPr>
           <w:rPr>
@@ -498,6 +610,8 @@
       </w:hyperlink>
       <w:r>
         <w:rPr>
+          <w:rtl/>
+          <w:cs/>
           <w:lang w:val="ar_AE" w:bidi="ar_AE"/>
         </w:rPr>
         <w:t xml:space="preserve">؛ </w:t>
@@ -505,6 +619,8 @@
       <w:hyperlink r:id="rId22">
         <w:r>
           <w:rPr>
+            <w:rtl/>
+            <w:cs/>
             <w:lang w:val="ar_AE" w:bidi="ar_AE"/>
           </w:rPr>
           <w:rPr>
@@ -516,6 +632,8 @@
       </w:hyperlink>
       <w:r>
         <w:rPr>
+          <w:rtl/>
+          <w:cs/>
           <w:lang w:val="ar_AE" w:bidi="ar_AE"/>
         </w:rPr>
         <w:t xml:space="preserve">؛ </w:t>
@@ -523,6 +641,8 @@
       <w:hyperlink r:id="rId23">
         <w:r>
           <w:rPr>
+            <w:rtl/>
+            <w:cs/>
             <w:lang w:val="ar_AE" w:bidi="ar_AE"/>
           </w:rPr>
           <w:rPr>
@@ -534,6 +654,8 @@
       </w:hyperlink>
       <w:r>
         <w:rPr>
+          <w:rtl/>
+          <w:cs/>
           <w:lang w:val="ar_AE" w:bidi="ar_AE"/>
         </w:rPr>
         <w:t xml:space="preserve">؛ </w:t>
@@ -541,6 +663,8 @@
       <w:hyperlink r:id="rId24">
         <w:r>
           <w:rPr>
+            <w:rtl/>
+            <w:cs/>
             <w:lang w:val="ar_AE" w:bidi="ar_AE"/>
           </w:rPr>
           <w:rPr>
@@ -552,6 +676,8 @@
       </w:hyperlink>
       <w:r>
         <w:rPr>
+          <w:rtl/>
+          <w:cs/>
           <w:lang w:val="ar_AE" w:bidi="ar_AE"/>
         </w:rPr>
         <w:t xml:space="preserve">؛ </w:t>
@@ -559,6 +685,8 @@
       <w:hyperlink r:id="rId25">
         <w:r>
           <w:rPr>
+            <w:rtl/>
+            <w:cs/>
             <w:lang w:val="ar_AE" w:bidi="ar_AE"/>
           </w:rPr>
           <w:rPr>
@@ -570,6 +698,8 @@
       </w:hyperlink>
       <w:r>
         <w:rPr>
+          <w:rtl/>
+          <w:cs/>
           <w:lang w:val="ar_AE" w:bidi="ar_AE"/>
         </w:rPr>
         <w:t xml:space="preserve">؛ </w:t>
@@ -577,6 +707,8 @@
       <w:hyperlink r:id="rId26">
         <w:r>
           <w:rPr>
+            <w:rtl/>
+            <w:cs/>
             <w:lang w:val="ar_AE" w:bidi="ar_AE"/>
           </w:rPr>
           <w:rPr>
@@ -588,6 +720,8 @@
       </w:hyperlink>
       <w:r>
         <w:rPr>
+          <w:rtl/>
+          <w:cs/>
           <w:lang w:val="ar_AE" w:bidi="ar_AE"/>
         </w:rPr>
         <w:t xml:space="preserve">؛ </w:t>
@@ -595,6 +729,8 @@
       <w:hyperlink r:id="rId27">
         <w:r>
           <w:rPr>
+            <w:rtl/>
+            <w:cs/>
             <w:lang w:val="ar_AE" w:bidi="ar_AE"/>
           </w:rPr>
           <w:rPr>
@@ -606,6 +742,8 @@
       </w:hyperlink>
       <w:r>
         <w:rPr>
+          <w:rtl/>
+          <w:cs/>
           <w:lang w:val="ar_AE" w:bidi="ar_AE"/>
         </w:rPr>
         <w:t xml:space="preserve">؛ </w:t>
@@ -613,6 +751,8 @@
       <w:hyperlink r:id="rId28">
         <w:r>
           <w:rPr>
+            <w:rtl/>
+            <w:cs/>
             <w:lang w:val="ar_AE" w:bidi="ar_AE"/>
           </w:rPr>
           <w:rPr>
@@ -624,6 +764,8 @@
       </w:hyperlink>
       <w:r>
         <w:rPr>
+          <w:rtl/>
+          <w:cs/>
           <w:lang w:val="ar_AE" w:bidi="ar_AE"/>
         </w:rPr>
         <w:t xml:space="preserve"> </w:t>
@@ -631,6 +773,8 @@
       <w:hyperlink r:id="rId29">
         <w:r>
           <w:rPr>
+            <w:rtl/>
+            <w:cs/>
             <w:lang w:val="ar_AE" w:bidi="ar_AE"/>
           </w:rPr>
           <w:rPr>
@@ -642,6 +786,8 @@
       </w:hyperlink>
       <w:r>
         <w:rPr>
+          <w:rtl/>
+          <w:cs/>
           <w:lang w:val="ar_AE" w:bidi="ar_AE"/>
         </w:rPr>
         <w:t xml:space="preserve">؛ </w:t>
@@ -649,6 +795,8 @@
       <w:hyperlink r:id="rId30">
         <w:r>
           <w:rPr>
+            <w:rtl/>
+            <w:cs/>
             <w:lang w:val="ar_AE" w:bidi="ar_AE"/>
           </w:rPr>
           <w:rPr>
@@ -660,6 +808,8 @@
       </w:hyperlink>
       <w:r>
         <w:rPr>
+          <w:rtl/>
+          <w:cs/>
           <w:lang w:val="ar_AE" w:bidi="ar_AE"/>
         </w:rPr>
         <w:t xml:space="preserve">؛ </w:t>
@@ -667,6 +817,8 @@
       <w:hyperlink r:id="rId31">
         <w:r>
           <w:rPr>
+            <w:rtl/>
+            <w:cs/>
             <w:lang w:val="ar_AE" w:bidi="ar_AE"/>
           </w:rPr>
           <w:rPr>
@@ -678,6 +830,8 @@
       </w:hyperlink>
       <w:r>
         <w:rPr>
+          <w:rtl/>
+          <w:cs/>
           <w:lang w:val="ar_AE" w:bidi="ar_AE"/>
         </w:rPr>
         <w:t xml:space="preserve">؛ </w:t>
@@ -685,6 +839,8 @@
       <w:hyperlink r:id="rId32">
         <w:r>
           <w:rPr>
+            <w:rtl/>
+            <w:cs/>
             <w:lang w:val="ar_AE" w:bidi="ar_AE"/>
           </w:rPr>
           <w:rPr>
@@ -696,6 +852,8 @@
       </w:hyperlink>
       <w:r>
         <w:rPr>
+          <w:rtl/>
+          <w:cs/>
           <w:lang w:val="ar_AE" w:bidi="ar_AE"/>
         </w:rPr>
         <w:t xml:space="preserve">؛ </w:t>
@@ -703,6 +861,8 @@
       <w:hyperlink r:id="rId33">
         <w:r>
           <w:rPr>
+            <w:rtl/>
+            <w:cs/>
             <w:lang w:val="ar_AE" w:bidi="ar_AE"/>
           </w:rPr>
           <w:rPr>
@@ -714,6 +874,8 @@
       </w:hyperlink>
       <w:r>
         <w:rPr>
+          <w:rtl/>
+          <w:cs/>
           <w:lang w:val="ar_AE" w:bidi="ar_AE"/>
         </w:rPr>
         <w:t xml:space="preserve">؛ </w:t>
@@ -721,6 +883,8 @@
       <w:hyperlink r:id="rId34">
         <w:r>
           <w:rPr>
+            <w:rtl/>
+            <w:cs/>
             <w:lang w:val="ar_AE" w:bidi="ar_AE"/>
           </w:rPr>
           <w:rPr>
@@ -732,6 +896,8 @@
       </w:hyperlink>
       <w:r>
         <w:rPr>
+          <w:rtl/>
+          <w:cs/>
           <w:lang w:val="ar_AE" w:bidi="ar_AE"/>
         </w:rPr>
         <w:t xml:space="preserve">، </w:t>
@@ -739,6 +905,8 @@
       <w:hyperlink r:id="rId35">
         <w:r>
           <w:rPr>
+            <w:rtl/>
+            <w:cs/>
             <w:lang w:val="ar_AE" w:bidi="ar_AE"/>
           </w:rPr>
           <w:rPr>
@@ -750,6 +918,8 @@
       </w:hyperlink>
       <w:r>
         <w:rPr>
+          <w:rtl/>
+          <w:cs/>
           <w:lang w:val="ar_AE" w:bidi="ar_AE"/>
         </w:rPr>
         <w:t xml:space="preserve">؛ </w:t>
@@ -757,6 +927,8 @@
       <w:hyperlink r:id="rId36">
         <w:r>
           <w:rPr>
+            <w:rtl/>
+            <w:cs/>
             <w:lang w:val="ar_AE" w:bidi="ar_AE"/>
           </w:rPr>
           <w:rPr>
@@ -768,6 +940,8 @@
       </w:hyperlink>
       <w:r>
         <w:rPr>
+          <w:rtl/>
+          <w:cs/>
           <w:lang w:val="ar_AE" w:bidi="ar_AE"/>
         </w:rPr>
         <w:t xml:space="preserve">؛ </w:t>
@@ -775,6 +949,8 @@
       <w:hyperlink r:id="rId37">
         <w:r>
           <w:rPr>
+            <w:rtl/>
+            <w:cs/>
             <w:lang w:val="ar_AE" w:bidi="ar_AE"/>
           </w:rPr>
           <w:rPr>
@@ -786,6 +962,8 @@
       </w:hyperlink>
       <w:r>
         <w:rPr>
+          <w:rtl/>
+          <w:cs/>
           <w:lang w:val="ar_AE" w:bidi="ar_AE"/>
         </w:rPr>
         <w:t xml:space="preserve">؛ </w:t>
@@ -793,6 +971,8 @@
       <w:hyperlink r:id="rId38">
         <w:r>
           <w:rPr>
+            <w:rtl/>
+            <w:cs/>
             <w:lang w:val="ar_AE" w:bidi="ar_AE"/>
           </w:rPr>
           <w:rPr>
@@ -804,6 +984,8 @@
       </w:hyperlink>
       <w:r>
         <w:rPr>
+          <w:rtl/>
+          <w:cs/>
           <w:lang w:val="ar_AE" w:bidi="ar_AE"/>
         </w:rPr>
         <w:t xml:space="preserve">؛ </w:t>
@@ -811,6 +993,8 @@
       <w:hyperlink r:id="rId39">
         <w:r>
           <w:rPr>
+            <w:rtl/>
+            <w:cs/>
             <w:lang w:val="ar_AE" w:bidi="ar_AE"/>
           </w:rPr>
           <w:rPr>
@@ -822,6 +1006,8 @@
       </w:hyperlink>
       <w:r>
         <w:rPr>
+          <w:rtl/>
+          <w:cs/>
           <w:lang w:val="ar_AE" w:bidi="ar_AE"/>
         </w:rPr>
         <w:t xml:space="preserve">، </w:t>
@@ -829,6 +1015,8 @@
       <w:hyperlink r:id="rId40">
         <w:r>
           <w:rPr>
+            <w:rtl/>
+            <w:cs/>
             <w:lang w:val="ar_AE" w:bidi="ar_AE"/>
           </w:rPr>
           <w:rPr>
@@ -840,6 +1028,8 @@
       </w:hyperlink>
       <w:r>
         <w:rPr>
+          <w:rtl/>
+          <w:cs/>
           <w:lang w:val="ar_AE" w:bidi="ar_AE"/>
         </w:rPr>
         <w:t xml:space="preserve">؛ </w:t>
@@ -847,6 +1037,8 @@
       <w:hyperlink r:id="rId41">
         <w:r>
           <w:rPr>
+            <w:rtl/>
+            <w:cs/>
             <w:lang w:val="ar_AE" w:bidi="ar_AE"/>
           </w:rPr>
           <w:rPr>
@@ -858,6 +1050,8 @@
       </w:hyperlink>
       <w:r>
         <w:rPr>
+          <w:rtl/>
+          <w:cs/>
           <w:lang w:val="ar_AE" w:bidi="ar_AE"/>
         </w:rPr>
         <w:t xml:space="preserve">؛ </w:t>
@@ -865,6 +1059,8 @@
       <w:hyperlink r:id="rId42">
         <w:r>
           <w:rPr>
+            <w:rtl/>
+            <w:cs/>
             <w:lang w:val="ar_AE" w:bidi="ar_AE"/>
           </w:rPr>
           <w:rPr>
@@ -876,6 +1072,8 @@
       </w:hyperlink>
       <w:r>
         <w:rPr>
+          <w:rtl/>
+          <w:cs/>
           <w:lang w:val="ar_AE" w:bidi="ar_AE"/>
         </w:rPr>
         <w:t xml:space="preserve">؛ </w:t>
@@ -883,6 +1081,8 @@
       <w:hyperlink r:id="rId43">
         <w:r>
           <w:rPr>
+            <w:rtl/>
+            <w:cs/>
             <w:lang w:val="ar_AE" w:bidi="ar_AE"/>
           </w:rPr>
           <w:rPr>
@@ -894,6 +1094,8 @@
       </w:hyperlink>
       <w:r>
         <w:rPr>
+          <w:rtl/>
+          <w:cs/>
           <w:lang w:val="ar_AE" w:bidi="ar_AE"/>
         </w:rPr>
         <w:t xml:space="preserve">؛ </w:t>
@@ -901,6 +1103,8 @@
       <w:hyperlink r:id="rId44">
         <w:r>
           <w:rPr>
+            <w:rtl/>
+            <w:cs/>
             <w:lang w:val="ar_AE" w:bidi="ar_AE"/>
           </w:rPr>
           <w:rPr>
@@ -912,17 +1116,23 @@
       </w:hyperlink>
       <w:r>
         <w:rPr>
+          <w:rtl/>
+          <w:cs/>
           <w:lang w:val="ar_AE" w:bidi="ar_AE"/>
         </w:rPr>
         <w:t>.</w:t>
       </w:r>
       <w:r>
         <w:rPr>
-          <w:lang w:val="ar_AE" w:bidi="ar_AE"/>
-        </w:rPr>
-      </w:r>
-      <w:r>
-        <w:rPr>
+          <w:rtl/>
+          <w:cs/>
+          <w:lang w:val="ar_AE" w:bidi="ar_AE"/>
+        </w:rPr>
+      </w:r>
+      <w:r>
+        <w:rPr>
+          <w:rtl/>
+          <w:cs/>
           <w:lang w:val="ar_AE" w:bidi="ar_AE"/>
         </w:rPr>
       </w:r>
@@ -933,6 +1143,8 @@
       </w:pPr>
       <w:r>
         <w:rPr>
+          <w:rtl/>
+          <w:cs/>
           <w:lang w:val="ar_AE" w:bidi="ar_AE"/>
         </w:rPr>
       </w:r>
@@ -944,12 +1156,16 @@
       </w:pPr>
       <w:r>
         <w:rPr>
+          <w:rtl/>
+          <w:cs/>
           <w:lang w:val="ar_AE" w:bidi="ar_AE"/>
         </w:rPr>
         <w:t>نحميا</w:t>
       </w:r>
       <w:r>
         <w:rPr>
+          <w:rtl/>
+          <w:cs/>
           <w:lang w:val="ar_AE" w:bidi="ar_AE"/>
         </w:rPr>
       </w:r>
@@ -960,11 +1176,15 @@
       </w:pPr>
       <w:r>
         <w:rPr>
-          <w:lang w:val="ar_AE" w:bidi="ar_AE"/>
-        </w:rPr>
-      </w:r>
-      <w:r>
-        <w:rPr>
+          <w:rtl/>
+          <w:cs/>
+          <w:lang w:val="ar_AE" w:bidi="ar_AE"/>
+        </w:rPr>
+      </w:r>
+      <w:r>
+        <w:rPr>
+          <w:rtl/>
+          <w:cs/>
           <w:lang w:val="ar_AE" w:bidi="ar_AE"/>
         </w:rPr>
         <w:t>كان نحميا قائدًا قويًا لشعب الله في يهوذا بعد السبي إلى بابل. وعمل نحميا على تشجيع شعب الله وتقويته في أثناء الأوقات العصيبة.</w:t>
@@ -976,11 +1196,15 @@
       </w:pPr>
       <w:r>
         <w:rPr>
-          <w:lang w:val="ar_AE" w:bidi="ar_AE"/>
-        </w:rPr>
-      </w:r>
-      <w:r>
-        <w:rPr>
+          <w:rtl/>
+          <w:cs/>
+          <w:lang w:val="ar_AE" w:bidi="ar_AE"/>
+        </w:rPr>
+      </w:r>
+      <w:r>
+        <w:rPr>
+          <w:rtl/>
+          <w:cs/>
           <w:lang w:val="ar_AE" w:bidi="ar_AE"/>
         </w:rPr>
         <w:t>قبل رجوع نحميا إلى يهوذا، كان يعمل ساقيًا للملك الفارسي أرتحششتا الأول، الذي حكم من 465 إلى 424 قبل الميلاد. كان الساقي يقدم الخمر للملك، ويتذوقه أولًا للتأكد من أنه غير مسموم. كان نحميا موضع ثقة الملك في دوره مستشارًا له. عندما سمع عن حالة أورشليم المزريّة، رقّت عواطفه رأفةً بحالتها. فطلب من الملك إذنًا ليعود إلى يهوذا ليساند شعبه. ووافق الملك بالفعل، وعيّنه حاكمًا ليهوذا مدة اثني عشر عامًا ليساند مواطنيه من الشعب اليهودي، ويعيدوا بناء أسوار أورشليم (</w:t>
@@ -988,6 +1212,8 @@
       <w:hyperlink r:id="rId45">
         <w:r>
           <w:rPr>
+            <w:rtl/>
+            <w:cs/>
             <w:lang w:val="ar_AE" w:bidi="ar_AE"/>
           </w:rPr>
           <w:rPr>
@@ -999,6 +1225,8 @@
       </w:hyperlink>
       <w:r>
         <w:rPr>
+          <w:rtl/>
+          <w:cs/>
           <w:lang w:val="ar_AE" w:bidi="ar_AE"/>
         </w:rPr>
         <w:t>).</w:t>
@@ -1010,11 +1238,15 @@
       </w:pPr>
       <w:r>
         <w:rPr>
-          <w:lang w:val="ar_AE" w:bidi="ar_AE"/>
-        </w:rPr>
-      </w:r>
-      <w:r>
-        <w:rPr>
+          <w:rtl/>
+          <w:cs/>
+          <w:lang w:val="ar_AE" w:bidi="ar_AE"/>
+        </w:rPr>
+      </w:r>
+      <w:r>
+        <w:rPr>
+          <w:rtl/>
+          <w:cs/>
           <w:lang w:val="ar_AE" w:bidi="ar_AE"/>
         </w:rPr>
         <w:t>كان نحميا يتمتع بدعم الملك الفارسي، لكنه واجه معارضة ليست قليلة من سكان أورشليم المحليين. هؤلاء كانوا من أصول مختلطة، من أسلاف السامريين المذكورين في العهد الجديد. وأظهر نحميا شجاعة وبراعة كبيرة عندما ساعد شعب يهوذا على إعادة بناء الأسوار التي تحمي أورشليم.</w:t>
@@ -1026,11 +1258,15 @@
       </w:pPr>
       <w:r>
         <w:rPr>
-          <w:lang w:val="ar_AE" w:bidi="ar_AE"/>
-        </w:rPr>
-      </w:r>
-      <w:r>
-        <w:rPr>
+          <w:rtl/>
+          <w:cs/>
+          <w:lang w:val="ar_AE" w:bidi="ar_AE"/>
+        </w:rPr>
+      </w:r>
+      <w:r>
+        <w:rPr>
+          <w:rtl/>
+          <w:cs/>
           <w:lang w:val="ar_AE" w:bidi="ar_AE"/>
         </w:rPr>
         <w:t>كان نحميا يتمتع يإيمان راسخ ومتين، تبرهن في صلواته، واتكاله على معونة الله، وإرشاده له (</w:t>
@@ -1038,6 +1274,8 @@
       <w:hyperlink r:id="rId46">
         <w:r>
           <w:rPr>
+            <w:rtl/>
+            <w:cs/>
             <w:lang w:val="ar_AE" w:bidi="ar_AE"/>
           </w:rPr>
           <w:rPr>
@@ -1049,6 +1287,8 @@
       </w:hyperlink>
       <w:r>
         <w:rPr>
+          <w:rtl/>
+          <w:cs/>
           <w:lang w:val="ar_AE" w:bidi="ar_AE"/>
         </w:rPr>
         <w:t xml:space="preserve">؛ </w:t>
@@ -1056,6 +1296,8 @@
       <w:hyperlink r:id="rId47">
         <w:r>
           <w:rPr>
+            <w:rtl/>
+            <w:cs/>
             <w:lang w:val="ar_AE" w:bidi="ar_AE"/>
           </w:rPr>
           <w:rPr>
@@ -1067,6 +1309,8 @@
       </w:hyperlink>
       <w:r>
         <w:rPr>
+          <w:rtl/>
+          <w:cs/>
           <w:lang w:val="ar_AE" w:bidi="ar_AE"/>
         </w:rPr>
         <w:t xml:space="preserve">، </w:t>
@@ -1074,6 +1318,8 @@
       <w:hyperlink r:id="rId48">
         <w:r>
           <w:rPr>
+            <w:rtl/>
+            <w:cs/>
             <w:lang w:val="ar_AE" w:bidi="ar_AE"/>
           </w:rPr>
           <w:rPr>
@@ -1085,6 +1331,8 @@
       </w:hyperlink>
       <w:r>
         <w:rPr>
+          <w:rtl/>
+          <w:cs/>
           <w:lang w:val="ar_AE" w:bidi="ar_AE"/>
         </w:rPr>
         <w:t xml:space="preserve">، </w:t>
@@ -1092,6 +1340,8 @@
       <w:hyperlink r:id="rId49">
         <w:r>
           <w:rPr>
+            <w:rtl/>
+            <w:cs/>
             <w:lang w:val="ar_AE" w:bidi="ar_AE"/>
           </w:rPr>
           <w:rPr>
@@ -1103,6 +1353,8 @@
       </w:hyperlink>
       <w:r>
         <w:rPr>
+          <w:rtl/>
+          <w:cs/>
           <w:lang w:val="ar_AE" w:bidi="ar_AE"/>
         </w:rPr>
         <w:t xml:space="preserve">، </w:t>
@@ -1110,6 +1362,8 @@
       <w:hyperlink r:id="rId50">
         <w:r>
           <w:rPr>
+            <w:rtl/>
+            <w:cs/>
             <w:lang w:val="ar_AE" w:bidi="ar_AE"/>
           </w:rPr>
           <w:rPr>
@@ -1121,30 +1375,40 @@
       </w:hyperlink>
       <w:r>
         <w:rPr>
+          <w:rtl/>
+          <w:cs/>
           <w:lang w:val="ar_AE" w:bidi="ar_AE"/>
         </w:rPr>
         <w:t>). كما أيّد نحميا العدالة الاقتصادية وكان مناصرًا لها، فانتقد بعض اليهود الأثرياء ل</w:t>
       </w:r>
       <w:r>
         <w:rPr>
+          <w:rtl/>
+          <w:cs/>
           <w:lang w:val="ar_AE" w:bidi="ar_AE"/>
         </w:rPr>
         <w:t xml:space="preserve">اِنْتِهازهم </w:t>
       </w:r>
       <w:r>
         <w:rPr>
+          <w:rtl/>
+          <w:cs/>
           <w:lang w:val="ar_AE" w:bidi="ar_AE"/>
         </w:rPr>
         <w:t xml:space="preserve">نقص الطعام وفرض </w:t>
       </w:r>
       <w:r>
         <w:rPr>
+          <w:rtl/>
+          <w:cs/>
           <w:lang w:val="ar_AE" w:bidi="ar_AE"/>
         </w:rPr>
         <w:t xml:space="preserve">أسعار </w:t>
       </w:r>
       <w:r>
         <w:rPr>
+          <w:rtl/>
+          <w:cs/>
           <w:lang w:val="ar_AE" w:bidi="ar_AE"/>
         </w:rPr>
         <w:t>فائدة مرتفعة على أقاربهم الفقراء. لقد قدّم نجميا مثالًا رائعًا يُحتذى به في سلوكه وتصرفاته (</w:t>
@@ -1152,6 +1416,8 @@
       <w:hyperlink r:id="rId51">
         <w:r>
           <w:rPr>
+            <w:rtl/>
+            <w:cs/>
             <w:lang w:val="ar_AE" w:bidi="ar_AE"/>
           </w:rPr>
           <w:rPr>
@@ -1163,6 +1429,8 @@
       </w:hyperlink>
       <w:r>
         <w:rPr>
+          <w:rtl/>
+          <w:cs/>
           <w:lang w:val="ar_AE" w:bidi="ar_AE"/>
         </w:rPr>
         <w:t>).</w:t>
@@ -1174,11 +1442,15 @@
       </w:pPr>
       <w:r>
         <w:rPr>
-          <w:lang w:val="ar_AE" w:bidi="ar_AE"/>
-        </w:rPr>
-      </w:r>
-      <w:r>
-        <w:rPr>
+          <w:rtl/>
+          <w:cs/>
+          <w:lang w:val="ar_AE" w:bidi="ar_AE"/>
+        </w:rPr>
+      </w:r>
+      <w:r>
+        <w:rPr>
+          <w:rtl/>
+          <w:cs/>
           <w:lang w:val="ar_AE" w:bidi="ar_AE"/>
         </w:rPr>
         <w:t>إن أمانة الشعب كانت موضع انشغال نحميا. ومن هذا المنطلق واجه بنفسه الرجال الذين تزوجوا من نساء غير يهوديات (</w:t>
@@ -1186,6 +1458,8 @@
       <w:hyperlink r:id="rId52">
         <w:r>
           <w:rPr>
+            <w:rtl/>
+            <w:cs/>
             <w:lang w:val="ar_AE" w:bidi="ar_AE"/>
           </w:rPr>
           <w:rPr>
@@ -1197,6 +1471,8 @@
       </w:hyperlink>
       <w:r>
         <w:rPr>
+          <w:rtl/>
+          <w:cs/>
           <w:lang w:val="ar_AE" w:bidi="ar_AE"/>
         </w:rPr>
         <w:t>). كان نحميا أمينًا من جهة الحفاظ على عبادة الهيكل. فقاد المجتمع اليهودي للتعهد بدعم خُدّام الهيكل وتقديم القرابين (</w:t>
@@ -1204,6 +1480,8 @@
       <w:hyperlink r:id="rId53">
         <w:r>
           <w:rPr>
+            <w:rtl/>
+            <w:cs/>
             <w:lang w:val="ar_AE" w:bidi="ar_AE"/>
           </w:rPr>
           <w:rPr>
@@ -1215,6 +1493,8 @@
       </w:hyperlink>
       <w:r>
         <w:rPr>
+          <w:rtl/>
+          <w:cs/>
           <w:lang w:val="ar_AE" w:bidi="ar_AE"/>
         </w:rPr>
         <w:t>). كما أصلح من طرق احتفالهم بالسبت (</w:t>
@@ -1222,6 +1502,8 @@
       <w:hyperlink r:id="rId54">
         <w:r>
           <w:rPr>
+            <w:rtl/>
+            <w:cs/>
             <w:lang w:val="ar_AE" w:bidi="ar_AE"/>
           </w:rPr>
           <w:rPr>
@@ -1233,6 +1515,8 @@
       </w:hyperlink>
       <w:r>
         <w:rPr>
+          <w:rtl/>
+          <w:cs/>
           <w:lang w:val="ar_AE" w:bidi="ar_AE"/>
         </w:rPr>
         <w:t>).</w:t>
@@ -1244,11 +1528,15 @@
       </w:pPr>
       <w:r>
         <w:rPr>
-          <w:lang w:val="ar_AE" w:bidi="ar_AE"/>
-        </w:rPr>
-      </w:r>
-      <w:r>
-        <w:rPr>
+          <w:rtl/>
+          <w:cs/>
+          <w:lang w:val="ar_AE" w:bidi="ar_AE"/>
+        </w:rPr>
+      </w:r>
+      <w:r>
+        <w:rPr>
+          <w:rtl/>
+          <w:cs/>
           <w:lang w:val="ar_AE" w:bidi="ar_AE"/>
         </w:rPr>
         <w:t xml:space="preserve">كان نحميا قائدًا قويًا بالرغم من المشكلات التي كانت في نهاية مدّة وجوده في أورشليم (انظر </w:t>
@@ -1256,6 +1544,8 @@
       <w:hyperlink r:id="rId55">
         <w:r>
           <w:rPr>
+            <w:rtl/>
+            <w:cs/>
             <w:lang w:val="ar_AE" w:bidi="ar_AE"/>
           </w:rPr>
           <w:rPr>
@@ -1267,6 +1557,8 @@
       </w:hyperlink>
       <w:r>
         <w:rPr>
+          <w:rtl/>
+          <w:cs/>
           <w:lang w:val="ar_AE" w:bidi="ar_AE"/>
         </w:rPr>
         <w:t>). لقد ساعد نحميا اليهود المقيمين في أورشليم على استعادة هويتهم الوطنية، وعلاقتهم بالأرض، وكذا هويتهم الدينية وذلك في خضّم حِقْبَة من الضعف السياسي والاقتصادي.</w:t>
@@ -1278,12 +1570,16 @@
       </w:pPr>
       <w:r>
         <w:rPr>
+          <w:rtl/>
+          <w:cs/>
           <w:lang w:val="ar_AE" w:bidi="ar_AE"/>
         </w:rPr>
       </w:r>
       <w:r>
         <w:rPr>
           <w:u w:val="single"/>
+          <w:rtl/>
+          <w:cs/>
           <w:lang w:val="ar_AE" w:bidi="ar_AE"/>
         </w:rPr>
         <w:t>مقاطع كتابية لدراسة أعمق</w:t>
@@ -1295,12 +1591,16 @@
       </w:pPr>
       <w:r>
         <w:rPr>
+          <w:rtl/>
+          <w:cs/>
           <w:lang w:val="ar_AE" w:bidi="ar_AE"/>
         </w:rPr>
       </w:r>
       <w:hyperlink r:id="rId56">
         <w:r>
           <w:rPr>
+            <w:rtl/>
+            <w:cs/>
             <w:lang w:val="ar_AE" w:bidi="ar_AE"/>
           </w:rPr>
           <w:rPr>
@@ -1312,6 +1612,8 @@
       </w:hyperlink>
       <w:r>
         <w:rPr>
+          <w:rtl/>
+          <w:cs/>
           <w:lang w:val="ar_AE" w:bidi="ar_AE"/>
         </w:rPr>
         <w:t xml:space="preserve"> </w:t>
@@ -1319,6 +1621,8 @@
       <w:hyperlink r:id="rId57">
         <w:r>
           <w:rPr>
+            <w:rtl/>
+            <w:cs/>
             <w:lang w:val="ar_AE" w:bidi="ar_AE"/>
           </w:rPr>
           <w:rPr>
@@ -1330,6 +1634,8 @@
       </w:hyperlink>
       <w:r>
         <w:rPr>
+          <w:rtl/>
+          <w:cs/>
           <w:lang w:val="ar_AE" w:bidi="ar_AE"/>
         </w:rPr>
         <w:t xml:space="preserve"> </w:t>
@@ -1337,6 +1643,8 @@
       <w:hyperlink r:id="rId58">
         <w:r>
           <w:rPr>
+            <w:rtl/>
+            <w:cs/>
             <w:lang w:val="ar_AE" w:bidi="ar_AE"/>
           </w:rPr>
           <w:rPr>
@@ -1348,11 +1656,15 @@
       </w:hyperlink>
       <w:r>
         <w:rPr>
-          <w:lang w:val="ar_AE" w:bidi="ar_AE"/>
-        </w:rPr>
-      </w:r>
-      <w:r>
-        <w:rPr>
+          <w:rtl/>
+          <w:cs/>
+          <w:lang w:val="ar_AE" w:bidi="ar_AE"/>
+        </w:rPr>
+      </w:r>
+      <w:r>
+        <w:rPr>
+          <w:rtl/>
+          <w:cs/>
           <w:lang w:val="ar_AE" w:bidi="ar_AE"/>
         </w:rPr>
       </w:r>
@@ -1363,6 +1675,8 @@
       </w:pPr>
       <w:r>
         <w:rPr>
+          <w:rtl/>
+          <w:cs/>
           <w:lang w:val="ar_AE" w:bidi="ar_AE"/>
         </w:rPr>
       </w:r>
@@ -1374,12 +1688,16 @@
       </w:pPr>
       <w:r>
         <w:rPr>
+          <w:rtl/>
+          <w:cs/>
           <w:lang w:val="ar_AE" w:bidi="ar_AE"/>
         </w:rPr>
         <w:t>نوح</w:t>
       </w:r>
       <w:r>
         <w:rPr>
+          <w:rtl/>
+          <w:cs/>
           <w:lang w:val="ar_AE" w:bidi="ar_AE"/>
         </w:rPr>
       </w:r>
@@ -1390,35 +1708,47 @@
       </w:pPr>
       <w:r>
         <w:rPr>
-          <w:lang w:val="ar_AE" w:bidi="ar_AE"/>
-        </w:rPr>
-      </w:r>
-      <w:r>
-        <w:rPr>
+          <w:rtl/>
+          <w:cs/>
+          <w:lang w:val="ar_AE" w:bidi="ar_AE"/>
+        </w:rPr>
+      </w:r>
+      <w:r>
+        <w:rPr>
+          <w:rtl/>
+          <w:cs/>
           <w:lang w:val="ar_AE" w:bidi="ar_AE"/>
         </w:rPr>
         <w:t xml:space="preserve"> نُوح هو ابن </w:t>
       </w:r>
       <w:r>
         <w:rPr>
+          <w:rtl/>
+          <w:cs/>
           <w:lang w:val="ar_AE" w:bidi="ar_AE"/>
         </w:rPr>
         <w:t xml:space="preserve">لَامَك، </w:t>
       </w:r>
       <w:r>
         <w:rPr>
+          <w:rtl/>
+          <w:cs/>
           <w:lang w:val="ar_AE" w:bidi="ar_AE"/>
         </w:rPr>
         <w:t xml:space="preserve">من نسل </w:t>
       </w:r>
       <w:r>
         <w:rPr>
+          <w:rtl/>
+          <w:cs/>
           <w:lang w:val="ar_AE" w:bidi="ar_AE"/>
         </w:rPr>
         <w:t xml:space="preserve">شِيث </w:t>
       </w:r>
       <w:r>
         <w:rPr>
+          <w:rtl/>
+          <w:cs/>
           <w:lang w:val="ar_AE" w:bidi="ar_AE"/>
         </w:rPr>
         <w:t>(</w:t>
@@ -1426,6 +1756,8 @@
       <w:hyperlink r:id="rId59">
         <w:r>
           <w:rPr>
+            <w:rtl/>
+            <w:cs/>
             <w:lang w:val="ar_AE" w:bidi="ar_AE"/>
           </w:rPr>
           <w:rPr>
@@ -1437,6 +1769,8 @@
       </w:hyperlink>
       <w:r>
         <w:rPr>
+          <w:rtl/>
+          <w:cs/>
           <w:lang w:val="ar_AE" w:bidi="ar_AE"/>
         </w:rPr>
         <w:t>). ربما كان لَامَك يأمل أن نوح، الذي يعني اسمه "راحة" أو "تخفيف"، سيخفف من لعنة العمل الشاق على الأرض. ولكن عوضًا عن ذلك، استخدم الله نوح في تخليص العالم من الشر.</w:t>
@@ -1448,11 +1782,15 @@
       </w:pPr>
       <w:r>
         <w:rPr>
-          <w:lang w:val="ar_AE" w:bidi="ar_AE"/>
-        </w:rPr>
-      </w:r>
-      <w:r>
-        <w:rPr>
+          <w:rtl/>
+          <w:cs/>
+          <w:lang w:val="ar_AE" w:bidi="ar_AE"/>
+        </w:rPr>
+      </w:r>
+      <w:r>
+        <w:rPr>
+          <w:rtl/>
+          <w:cs/>
           <w:lang w:val="ar_AE" w:bidi="ar_AE"/>
         </w:rPr>
         <w:t>خطط الله لتدمير الخليقة بسبب تفشي الشر البشري على نطاق واسع (</w:t>
@@ -1460,6 +1798,8 @@
       <w:hyperlink r:id="rId60">
         <w:r>
           <w:rPr>
+            <w:rtl/>
+            <w:cs/>
             <w:lang w:val="ar_AE" w:bidi="ar_AE"/>
           </w:rPr>
           <w:rPr>
@@ -1471,6 +1811,8 @@
       </w:hyperlink>
       <w:r>
         <w:rPr>
+          <w:rtl/>
+          <w:cs/>
           <w:lang w:val="ar_AE" w:bidi="ar_AE"/>
         </w:rPr>
         <w:t xml:space="preserve">؛ انظر </w:t>
@@ -1478,6 +1820,8 @@
       <w:hyperlink r:id="rId61">
         <w:r>
           <w:rPr>
+            <w:rtl/>
+            <w:cs/>
             <w:lang w:val="ar_AE" w:bidi="ar_AE"/>
           </w:rPr>
           <w:rPr>
@@ -1489,6 +1833,8 @@
       </w:hyperlink>
       <w:r>
         <w:rPr>
+          <w:rtl/>
+          <w:cs/>
           <w:lang w:val="ar_AE" w:bidi="ar_AE"/>
         </w:rPr>
         <w:t xml:space="preserve">؛ </w:t>
@@ -1496,6 +1842,8 @@
       <w:hyperlink r:id="rId62">
         <w:r>
           <w:rPr>
+            <w:rtl/>
+            <w:cs/>
             <w:lang w:val="ar_AE" w:bidi="ar_AE"/>
           </w:rPr>
           <w:rPr>
@@ -1507,6 +1855,8 @@
       </w:hyperlink>
       <w:r>
         <w:rPr>
+          <w:rtl/>
+          <w:cs/>
           <w:lang w:val="ar_AE" w:bidi="ar_AE"/>
         </w:rPr>
         <w:t>)، لكنه اختار أن ينقذ نوح (</w:t>
@@ -1514,6 +1864,8 @@
       <w:hyperlink r:id="rId63">
         <w:r>
           <w:rPr>
+            <w:rtl/>
+            <w:cs/>
             <w:lang w:val="ar_AE" w:bidi="ar_AE"/>
           </w:rPr>
           <w:rPr>
@@ -1525,18 +1877,24 @@
       </w:hyperlink>
       <w:r>
         <w:rPr>
+          <w:rtl/>
+          <w:cs/>
           <w:lang w:val="ar_AE" w:bidi="ar_AE"/>
         </w:rPr>
         <w:t xml:space="preserve">). فأعطى الله نوح، الذي كان </w:t>
       </w:r>
       <w:r>
         <w:rPr>
+          <w:rtl/>
+          <w:cs/>
           <w:lang w:val="ar_AE" w:bidi="ar_AE"/>
         </w:rPr>
         <w:t>رَجُلًا بَارًّا كَامِلًا</w:t>
       </w:r>
       <w:r>
         <w:rPr>
+          <w:rtl/>
+          <w:cs/>
           <w:lang w:val="ar_AE" w:bidi="ar_AE"/>
         </w:rPr>
         <w:t xml:space="preserve"> (</w:t>
@@ -1544,6 +1902,8 @@
       <w:hyperlink r:id="rId64">
         <w:r>
           <w:rPr>
+            <w:rtl/>
+            <w:cs/>
             <w:lang w:val="ar_AE" w:bidi="ar_AE"/>
           </w:rPr>
           <w:rPr>
@@ -1555,6 +1915,8 @@
       </w:hyperlink>
       <w:r>
         <w:rPr>
+          <w:rtl/>
+          <w:cs/>
           <w:lang w:val="ar_AE" w:bidi="ar_AE"/>
         </w:rPr>
         <w:t>)، تعليمات مُفصّلة لبناء الفلك. ولن يخلُص سوى عائلة نوح المكونة من ثمانية أفراد، وكل نوع من المخلوقات (</w:t>
@@ -1562,6 +1924,8 @@
       <w:hyperlink r:id="rId65">
         <w:r>
           <w:rPr>
+            <w:rtl/>
+            <w:cs/>
             <w:lang w:val="ar_AE" w:bidi="ar_AE"/>
           </w:rPr>
           <w:rPr>
@@ -1573,6 +1937,8 @@
       </w:hyperlink>
       <w:r>
         <w:rPr>
+          <w:rtl/>
+          <w:cs/>
           <w:lang w:val="ar_AE" w:bidi="ar_AE"/>
         </w:rPr>
         <w:t>). بعد الطوفان، خرج نوح وعائلته من الفلك. أرضى نوح الله ببناء مذبح وتقديم ذبائح. وبالرغْم من الخطية البشرية، وعد الله ألّا يغرق الأرض كُلََّها مجددًا أو يوقف عمل فصول السنة (المواسم) (</w:t>
@@ -1580,6 +1946,8 @@
       <w:hyperlink r:id="rId66">
         <w:r>
           <w:rPr>
+            <w:rtl/>
+            <w:cs/>
             <w:lang w:val="ar_AE" w:bidi="ar_AE"/>
           </w:rPr>
           <w:rPr>
@@ -1591,6 +1959,8 @@
       </w:hyperlink>
       <w:r>
         <w:rPr>
+          <w:rtl/>
+          <w:cs/>
           <w:lang w:val="ar_AE" w:bidi="ar_AE"/>
         </w:rPr>
         <w:t>).</w:t>
@@ -1602,11 +1972,15 @@
       </w:pPr>
       <w:r>
         <w:rPr>
-          <w:lang w:val="ar_AE" w:bidi="ar_AE"/>
-        </w:rPr>
-      </w:r>
-      <w:r>
-        <w:rPr>
+          <w:rtl/>
+          <w:cs/>
+          <w:lang w:val="ar_AE" w:bidi="ar_AE"/>
+        </w:rPr>
+      </w:r>
+      <w:r>
+        <w:rPr>
+          <w:rtl/>
+          <w:cs/>
           <w:lang w:val="ar_AE" w:bidi="ar_AE"/>
         </w:rPr>
         <w:t>أبناء نوح هم سام، وحام، ويافث. جميع أمم الأرض تحدّرت منهم (</w:t>
@@ -1614,6 +1988,8 @@
       <w:hyperlink r:id="rId67">
         <w:r>
           <w:rPr>
+            <w:rtl/>
+            <w:cs/>
             <w:lang w:val="ar_AE" w:bidi="ar_AE"/>
           </w:rPr>
           <w:rPr>
@@ -1625,6 +2001,8 @@
       </w:hyperlink>
       <w:r>
         <w:rPr>
+          <w:rtl/>
+          <w:cs/>
           <w:lang w:val="ar_AE" w:bidi="ar_AE"/>
         </w:rPr>
         <w:t>). عندما سكر نوح من الخمر الذي صنعه، نال أبناؤه وذريتهم إما البركة أو اللعنة استنادًا إلى أفعالهم من نحوه. (</w:t>
@@ -1632,6 +2010,8 @@
       <w:hyperlink r:id="rId68">
         <w:r>
           <w:rPr>
+            <w:rtl/>
+            <w:cs/>
             <w:lang w:val="ar_AE" w:bidi="ar_AE"/>
           </w:rPr>
           <w:rPr>
@@ -1643,6 +2023,8 @@
       </w:hyperlink>
       <w:r>
         <w:rPr>
+          <w:rtl/>
+          <w:cs/>
           <w:lang w:val="ar_AE" w:bidi="ar_AE"/>
         </w:rPr>
         <w:t>). عاش نوح مدة 950 سنة، تتضمن 350 سنة بعد الطوفان (</w:t>
@@ -1650,6 +2032,8 @@
       <w:hyperlink r:id="rId69">
         <w:r>
           <w:rPr>
+            <w:rtl/>
+            <w:cs/>
             <w:lang w:val="ar_AE" w:bidi="ar_AE"/>
           </w:rPr>
           <w:rPr>
@@ -1661,6 +2045,8 @@
       </w:hyperlink>
       <w:r>
         <w:rPr>
+          <w:rtl/>
+          <w:cs/>
           <w:lang w:val="ar_AE" w:bidi="ar_AE"/>
         </w:rPr>
         <w:t xml:space="preserve">). نوح هو مثال يحتذى به في البر، والطاعة، والشجاعة، والإيمان (انظر </w:t>
@@ -1668,6 +2054,8 @@
       <w:hyperlink r:id="rId70">
         <w:r>
           <w:rPr>
+            <w:rtl/>
+            <w:cs/>
             <w:lang w:val="ar_AE" w:bidi="ar_AE"/>
           </w:rPr>
           <w:rPr>
@@ -1679,6 +2067,8 @@
       </w:hyperlink>
       <w:r>
         <w:rPr>
+          <w:rtl/>
+          <w:cs/>
           <w:lang w:val="ar_AE" w:bidi="ar_AE"/>
         </w:rPr>
         <w:t xml:space="preserve">؛ </w:t>
@@ -1686,6 +2076,8 @@
       <w:hyperlink r:id="rId71">
         <w:r>
           <w:rPr>
+            <w:rtl/>
+            <w:cs/>
             <w:lang w:val="ar_AE" w:bidi="ar_AE"/>
           </w:rPr>
           <w:rPr>
@@ -1697,6 +2089,8 @@
       </w:hyperlink>
       <w:r>
         <w:rPr>
+          <w:rtl/>
+          <w:cs/>
           <w:lang w:val="ar_AE" w:bidi="ar_AE"/>
         </w:rPr>
         <w:t xml:space="preserve">؛ </w:t>
@@ -1704,6 +2098,8 @@
       <w:hyperlink r:id="rId72">
         <w:r>
           <w:rPr>
+            <w:rtl/>
+            <w:cs/>
             <w:lang w:val="ar_AE" w:bidi="ar_AE"/>
           </w:rPr>
           <w:rPr>
@@ -1715,6 +2111,8 @@
       </w:hyperlink>
       <w:r>
         <w:rPr>
+          <w:rtl/>
+          <w:cs/>
           <w:lang w:val="ar_AE" w:bidi="ar_AE"/>
         </w:rPr>
         <w:t>).</w:t>
@@ -1726,12 +2124,16 @@
       </w:pPr>
       <w:r>
         <w:rPr>
+          <w:rtl/>
+          <w:cs/>
           <w:lang w:val="ar_AE" w:bidi="ar_AE"/>
         </w:rPr>
       </w:r>
       <w:r>
         <w:rPr>
           <w:u w:val="single"/>
+          <w:rtl/>
+          <w:cs/>
           <w:lang w:val="ar_AE" w:bidi="ar_AE"/>
         </w:rPr>
         <w:t>مقاطع إضافية للدراسة</w:t>
@@ -1743,12 +2145,16 @@
       </w:pPr>
       <w:r>
         <w:rPr>
+          <w:rtl/>
+          <w:cs/>
           <w:lang w:val="ar_AE" w:bidi="ar_AE"/>
         </w:rPr>
       </w:r>
       <w:hyperlink r:id="rId73">
         <w:r>
           <w:rPr>
+            <w:rtl/>
+            <w:cs/>
             <w:lang w:val="ar_AE" w:bidi="ar_AE"/>
           </w:rPr>
           <w:rPr>
@@ -1760,6 +2166,8 @@
       </w:hyperlink>
       <w:r>
         <w:rPr>
+          <w:rtl/>
+          <w:cs/>
           <w:lang w:val="ar_AE" w:bidi="ar_AE"/>
         </w:rPr>
         <w:t xml:space="preserve">؛ </w:t>
@@ -1767,6 +2175,8 @@
       <w:hyperlink r:id="rId74">
         <w:r>
           <w:rPr>
+            <w:rtl/>
+            <w:cs/>
             <w:lang w:val="ar_AE" w:bidi="ar_AE"/>
           </w:rPr>
           <w:rPr>
@@ -1778,6 +2188,8 @@
       </w:hyperlink>
       <w:r>
         <w:rPr>
+          <w:rtl/>
+          <w:cs/>
           <w:lang w:val="ar_AE" w:bidi="ar_AE"/>
         </w:rPr>
         <w:t xml:space="preserve">؛ </w:t>
@@ -1785,6 +2197,8 @@
       <w:hyperlink r:id="rId75">
         <w:r>
           <w:rPr>
+            <w:rtl/>
+            <w:cs/>
             <w:lang w:val="ar_AE" w:bidi="ar_AE"/>
           </w:rPr>
           <w:rPr>
@@ -1796,6 +2210,8 @@
       </w:hyperlink>
       <w:r>
         <w:rPr>
+          <w:rtl/>
+          <w:cs/>
           <w:lang w:val="ar_AE" w:bidi="ar_AE"/>
         </w:rPr>
         <w:t xml:space="preserve">؛ </w:t>
@@ -1803,6 +2219,8 @@
       <w:hyperlink r:id="rId70">
         <w:r>
           <w:rPr>
+            <w:rtl/>
+            <w:cs/>
             <w:lang w:val="ar_AE" w:bidi="ar_AE"/>
           </w:rPr>
           <w:rPr>
@@ -1814,6 +2232,8 @@
       </w:hyperlink>
       <w:r>
         <w:rPr>
+          <w:rtl/>
+          <w:cs/>
           <w:lang w:val="ar_AE" w:bidi="ar_AE"/>
         </w:rPr>
         <w:t xml:space="preserve">؛ </w:t>
@@ -1821,6 +2241,8 @@
       <w:hyperlink r:id="rId76">
         <w:r>
           <w:rPr>
+            <w:rtl/>
+            <w:cs/>
             <w:lang w:val="ar_AE" w:bidi="ar_AE"/>
           </w:rPr>
           <w:rPr>
@@ -1832,6 +2254,8 @@
       </w:hyperlink>
       <w:r>
         <w:rPr>
+          <w:rtl/>
+          <w:cs/>
           <w:lang w:val="ar_AE" w:bidi="ar_AE"/>
         </w:rPr>
         <w:t xml:space="preserve">؛ </w:t>
@@ -1839,6 +2263,8 @@
       <w:hyperlink r:id="rId77">
         <w:r>
           <w:rPr>
+            <w:rtl/>
+            <w:cs/>
             <w:lang w:val="ar_AE" w:bidi="ar_AE"/>
           </w:rPr>
           <w:rPr>
@@ -1850,6 +2276,8 @@
       </w:hyperlink>
       <w:r>
         <w:rPr>
+          <w:rtl/>
+          <w:cs/>
           <w:lang w:val="ar_AE" w:bidi="ar_AE"/>
         </w:rPr>
         <w:t xml:space="preserve">؛ </w:t>
@@ -1857,6 +2285,8 @@
       <w:hyperlink r:id="rId62">
         <w:r>
           <w:rPr>
+            <w:rtl/>
+            <w:cs/>
             <w:lang w:val="ar_AE" w:bidi="ar_AE"/>
           </w:rPr>
           <w:rPr>
@@ -1868,6 +2298,8 @@
       </w:hyperlink>
       <w:r>
         <w:rPr>
+          <w:rtl/>
+          <w:cs/>
           <w:lang w:val="ar_AE" w:bidi="ar_AE"/>
         </w:rPr>
         <w:t xml:space="preserve">؛ </w:t>
@@ -1875,6 +2307,8 @@
       <w:hyperlink r:id="rId71">
         <w:r>
           <w:rPr>
+            <w:rtl/>
+            <w:cs/>
             <w:lang w:val="ar_AE" w:bidi="ar_AE"/>
           </w:rPr>
           <w:rPr>
@@ -1886,6 +2320,8 @@
       </w:hyperlink>
       <w:r>
         <w:rPr>
+          <w:rtl/>
+          <w:cs/>
           <w:lang w:val="ar_AE" w:bidi="ar_AE"/>
         </w:rPr>
         <w:t xml:space="preserve">؛ </w:t>
@@ -1893,6 +2329,8 @@
       <w:hyperlink r:id="rId78">
         <w:r>
           <w:rPr>
+            <w:rtl/>
+            <w:cs/>
             <w:lang w:val="ar_AE" w:bidi="ar_AE"/>
           </w:rPr>
           <w:rPr>
@@ -1904,6 +2342,8 @@
       </w:hyperlink>
       <w:r>
         <w:rPr>
+          <w:rtl/>
+          <w:cs/>
           <w:lang w:val="ar_AE" w:bidi="ar_AE"/>
         </w:rPr>
         <w:t xml:space="preserve">؛ </w:t>
@@ -1911,6 +2351,8 @@
       <w:hyperlink r:id="rId72">
         <w:r>
           <w:rPr>
+            <w:rtl/>
+            <w:cs/>
             <w:lang w:val="ar_AE" w:bidi="ar_AE"/>
           </w:rPr>
           <w:rPr>
@@ -1922,11 +2364,15 @@
       </w:hyperlink>
       <w:r>
         <w:rPr>
-          <w:lang w:val="ar_AE" w:bidi="ar_AE"/>
-        </w:rPr>
-      </w:r>
-      <w:r>
-        <w:rPr>
+          <w:rtl/>
+          <w:cs/>
+          <w:lang w:val="ar_AE" w:bidi="ar_AE"/>
+        </w:rPr>
+      </w:r>
+      <w:r>
+        <w:rPr>
+          <w:rtl/>
+          <w:cs/>
           <w:lang w:val="ar_AE" w:bidi="ar_AE"/>
         </w:rPr>
       </w:r>
@@ -1937,6 +2383,8 @@
       </w:pPr>
       <w:r>
         <w:rPr>
+          <w:rtl/>
+          <w:cs/>
           <w:lang w:val="ar_AE" w:bidi="ar_AE"/>
         </w:rPr>
       </w:r>
@@ -1948,12 +2396,16 @@
       </w:pPr>
       <w:r>
         <w:rPr>
+          <w:rtl/>
+          <w:cs/>
           <w:lang w:val="ar_AE" w:bidi="ar_AE"/>
         </w:rPr>
         <w:t>نيرون</w:t>
       </w:r>
       <w:r>
         <w:rPr>
+          <w:rtl/>
+          <w:cs/>
           <w:lang w:val="ar_AE" w:bidi="ar_AE"/>
         </w:rPr>
       </w:r>
@@ -1964,11 +2416,15 @@
       </w:pPr>
       <w:r>
         <w:rPr>
-          <w:lang w:val="ar_AE" w:bidi="ar_AE"/>
-        </w:rPr>
-      </w:r>
-      <w:r>
-        <w:rPr>
+          <w:rtl/>
+          <w:cs/>
+          <w:lang w:val="ar_AE" w:bidi="ar_AE"/>
+        </w:rPr>
+      </w:r>
+      <w:r>
+        <w:rPr>
+          <w:rtl/>
+          <w:cs/>
           <w:lang w:val="ar_AE" w:bidi="ar_AE"/>
         </w:rPr>
         <w:t>تولى نيرون حكم الإمبراطورية الرومانية في عام 54 ميلاديًا وهو في السابعة عشرة من عمره بعد أن سَمَّمَتْ أمه زوجها الإمبراطور كلوديوس. لطالما كان نيرون محبًا لتلقي الاهتمام. واشتهر بسلوكه الفاسق وإنفاقه الباذخ. وفي السنوات الأولى من حكمه، كان لديه مستشاران يُحسنان حكم الإمبراطورية وإدارتها:</w:t>
@@ -1983,11 +2439,15 @@
       </w:pPr>
       <w:r>
         <w:rPr>
-          <w:lang w:val="ar_AE" w:bidi="ar_AE"/>
-        </w:rPr>
-      </w:r>
-      <w:r>
-        <w:rPr>
+          <w:rtl/>
+          <w:cs/>
+          <w:lang w:val="ar_AE" w:bidi="ar_AE"/>
+        </w:rPr>
+      </w:r>
+      <w:r>
+        <w:rPr>
+          <w:rtl/>
+          <w:cs/>
           <w:lang w:val="ar_AE" w:bidi="ar_AE"/>
         </w:rPr>
         <w:t>كان بوروس قائد الحرس البريتوري، (وهو قائد قوات النخبة للإمبراطور).</w:t>
@@ -2002,11 +2462,15 @@
       </w:pPr>
       <w:r>
         <w:rPr>
-          <w:lang w:val="ar_AE" w:bidi="ar_AE"/>
-        </w:rPr>
-      </w:r>
-      <w:r>
-        <w:rPr>
+          <w:rtl/>
+          <w:cs/>
+          <w:lang w:val="ar_AE" w:bidi="ar_AE"/>
+        </w:rPr>
+      </w:r>
+      <w:r>
+        <w:rPr>
+          <w:rtl/>
+          <w:cs/>
           <w:lang w:val="ar_AE" w:bidi="ar_AE"/>
         </w:rPr>
         <w:t>كان سينيكا فيلسوفًا شهيرًا اتبع الفلسفة الرواقية، وهي فلسفة تشدد على الحكمة [العقل]، وضبط النفس، والفضيلة.</w:t>
@@ -2018,35 +2482,47 @@
       </w:pPr>
       <w:r>
         <w:rPr>
-          <w:lang w:val="ar_AE" w:bidi="ar_AE"/>
-        </w:rPr>
-      </w:r>
-      <w:r>
-        <w:rPr>
+          <w:rtl/>
+          <w:cs/>
+          <w:lang w:val="ar_AE" w:bidi="ar_AE"/>
+        </w:rPr>
+      </w:r>
+      <w:r>
+        <w:rPr>
+          <w:rtl/>
+          <w:cs/>
           <w:lang w:val="ar_AE" w:bidi="ar_AE"/>
         </w:rPr>
         <w:t xml:space="preserve">بحلول الوقت الذي كتب فيه بولس إلى الرومان حوالي عام 57 ميلادي، وحثّهم على أن </w:t>
       </w:r>
       <w:r>
         <w:rPr>
+          <w:rtl/>
+          <w:cs/>
           <w:lang w:val="ar_AE" w:bidi="ar_AE"/>
         </w:rPr>
         <w:t>[تخضَعْ] كُلُّ نَفْسٍ لِلسَّلَاطِين ٱلْفَائِقَةِ</w:t>
       </w:r>
       <w:r>
         <w:rPr>
+          <w:rtl/>
+          <w:cs/>
           <w:lang w:val="ar_AE" w:bidi="ar_AE"/>
         </w:rPr>
         <w:t>" باعتبارها "</w:t>
       </w:r>
       <w:r>
         <w:rPr>
+          <w:rtl/>
+          <w:cs/>
           <w:lang w:val="ar_AE" w:bidi="ar_AE"/>
         </w:rPr>
         <w:t>مُرَتَّبَةٌ مِنَ ٱللهِ</w:t>
       </w:r>
       <w:r>
         <w:rPr>
+          <w:rtl/>
+          <w:cs/>
           <w:lang w:val="ar_AE" w:bidi="ar_AE"/>
         </w:rPr>
         <w:t>" (</w:t>
@@ -2054,6 +2530,8 @@
       <w:hyperlink r:id="rId79">
         <w:r>
           <w:rPr>
+            <w:rtl/>
+            <w:cs/>
             <w:lang w:val="ar_AE" w:bidi="ar_AE"/>
           </w:rPr>
           <w:rPr>
@@ -2065,6 +2543,8 @@
       </w:hyperlink>
       <w:r>
         <w:rPr>
+          <w:rtl/>
+          <w:cs/>
           <w:lang w:val="ar_AE" w:bidi="ar_AE"/>
         </w:rPr>
         <w:t>)، لم يكن يخفى على أحد شخصية نيرون الفاسقة، إذ كانت معروفة على نطاق واسع.</w:t>
@@ -2076,11 +2556,15 @@
       </w:pPr>
       <w:r>
         <w:rPr>
-          <w:lang w:val="ar_AE" w:bidi="ar_AE"/>
-        </w:rPr>
-      </w:r>
-      <w:r>
-        <w:rPr>
+          <w:rtl/>
+          <w:cs/>
+          <w:lang w:val="ar_AE" w:bidi="ar_AE"/>
+        </w:rPr>
+      </w:r>
+      <w:r>
+        <w:rPr>
+          <w:rtl/>
+          <w:cs/>
           <w:lang w:val="ar_AE" w:bidi="ar_AE"/>
         </w:rPr>
         <w:t xml:space="preserve">أما أكثر أفعال نيرون شرًا وقعت بعد أن دبّر لقتل أمه في عام 59 ميلادي (نفس العام الذي رفع فيه بولس دعواه لقيصر، </w:t>
@@ -2088,6 +2572,8 @@
       <w:hyperlink r:id="rId80">
         <w:r>
           <w:rPr>
+            <w:rtl/>
+            <w:cs/>
             <w:lang w:val="ar_AE" w:bidi="ar_AE"/>
           </w:rPr>
           <w:rPr>
@@ -2099,6 +2585,8 @@
       </w:hyperlink>
       <w:r>
         <w:rPr>
+          <w:rtl/>
+          <w:cs/>
           <w:lang w:val="ar_AE" w:bidi="ar_AE"/>
         </w:rPr>
         <w:t xml:space="preserve">). في عام 62 ميلادي، نفى زوجته ثم أعدمها، وتزوج من عشيقته، وأجبر بوروس وسينيكا على التقاعد. في عام 64 ميلادي، دمر حريق هائل جزءًا كبيرًا من روما. في ذلك الوقت، كان نيرون بعيدًا عن المدينة، لكن كثيرين صدقوا الشائعة التي تقول إنه هو من أشعل الحريق بنفسه. ألقى نيرون اللوم على المسيحيين، متهمًا إياهم بفعل هذه الجريمة. كانت نَظْرَة الناس للمسيحيين أنهم أعداء المجتمع ويستحقون العقاب، حتى إن ظنت قلة قليلة من المجتمع أنهم من ابتدأوا الحريق. "فلم تكن إدانة المسيحيين بالأكثر بسبب إشعال الحرائق المتعمدة بقدر ما كانت كراهيَة للجنس البشري" (تاسيتوس، </w:t>
@@ -2106,12 +2594,16 @@
       <w:r>
         <w:rPr>
           <w:i/>
+          <w:rtl/>
+          <w:cs/>
           <w:lang w:val="ar_AE" w:bidi="ar_AE"/>
         </w:rPr>
         <w:t>الحوليات</w:t>
       </w:r>
       <w:r>
         <w:rPr>
+          <w:rtl/>
+          <w:cs/>
           <w:lang w:val="ar_AE" w:bidi="ar_AE"/>
         </w:rPr>
         <w:t xml:space="preserve"> 15.44). كان اضطهاد المسيحيين في رومَا شديدًا؛ وعلى الأرجح أُعدم كل من</w:t>
@@ -2119,12 +2611,16 @@
       <w:r>
         <w:rPr>
           <w:b/>
+          <w:rtl/>
+          <w:cs/>
           <w:lang w:val="ar_AE" w:bidi="ar_AE"/>
         </w:rPr>
         <w:t xml:space="preserve"> </w:t>
       </w:r>
       <w:r>
         <w:rPr>
+          <w:rtl/>
+          <w:cs/>
           <w:lang w:val="ar_AE" w:bidi="ar_AE"/>
         </w:rPr>
         <w:t>بطرس وبولس في رومَا في أثناء هذا الوقت.</w:t>
@@ -2136,71 +2632,95 @@
       </w:pPr>
       <w:r>
         <w:rPr>
-          <w:lang w:val="ar_AE" w:bidi="ar_AE"/>
-        </w:rPr>
-      </w:r>
-      <w:r>
-        <w:rPr>
+          <w:rtl/>
+          <w:cs/>
+          <w:lang w:val="ar_AE" w:bidi="ar_AE"/>
+        </w:rPr>
+      </w:r>
+      <w:r>
+        <w:rPr>
+          <w:rtl/>
+          <w:cs/>
           <w:lang w:val="ar_AE" w:bidi="ar_AE"/>
         </w:rPr>
         <w:t xml:space="preserve">في عام 66 ميلادي، اندلعت ثورة يهودية في قيصريّة. أرسل نيرون جنراله، فسبازيان، لقمع الثورة. لم يظهر نيرون إلا أقل قدر من الاهتمام بالحكم وقضى عامين في حكم اليونان. وترك إدارة الحكم لأحد الولاة الرومان. وعند عودته إلى روما، واجه معارضة من الحكام في فرنسا، وإسبانيا، وأفريقيا. ونتيجة لذلك، انتحر نيرون في عام 68 ميلادي، قائلاً: "يا له من فنان يموت معي!" نيرون كان آخر إمبراطور من سلالة يوليوس قيصر، وأشرّهم (انظر أيضًا ملاحظات الدراسة على </w:t>
       </w:r>
       <w:r>
         <w:rPr>
+          <w:rtl/>
+          <w:cs/>
           <w:lang w:val="ar_AE" w:bidi="ar_AE"/>
         </w:rPr>
         <w:t>رؤيا 13:3</w:t>
       </w:r>
       <w:r>
         <w:rPr>
+          <w:rtl/>
+          <w:cs/>
           <w:lang w:val="ar_AE" w:bidi="ar_AE"/>
         </w:rPr>
         <w:t xml:space="preserve">، </w:t>
       </w:r>
       <w:r>
         <w:rPr>
+          <w:rtl/>
+          <w:cs/>
           <w:lang w:val="ar_AE" w:bidi="ar_AE"/>
         </w:rPr>
         <w:t>11</w:t>
       </w:r>
       <w:r>
         <w:rPr>
+          <w:rtl/>
+          <w:cs/>
           <w:lang w:val="ar_AE" w:bidi="ar_AE"/>
         </w:rPr>
         <w:t xml:space="preserve">، </w:t>
       </w:r>
       <w:r>
         <w:rPr>
+          <w:rtl/>
+          <w:cs/>
           <w:lang w:val="ar_AE" w:bidi="ar_AE"/>
         </w:rPr>
         <w:t>18</w:t>
       </w:r>
       <w:r>
         <w:rPr>
+          <w:rtl/>
+          <w:cs/>
           <w:lang w:val="ar_AE" w:bidi="ar_AE"/>
         </w:rPr>
         <w:t xml:space="preserve">؛ </w:t>
       </w:r>
       <w:r>
         <w:rPr>
+          <w:rtl/>
+          <w:cs/>
           <w:lang w:val="ar_AE" w:bidi="ar_AE"/>
         </w:rPr>
         <w:t>17:8</w:t>
       </w:r>
       <w:r>
         <w:rPr>
+          <w:rtl/>
+          <w:cs/>
           <w:lang w:val="ar_AE" w:bidi="ar_AE"/>
         </w:rPr>
         <w:t xml:space="preserve">، </w:t>
       </w:r>
       <w:r>
         <w:rPr>
+          <w:rtl/>
+          <w:cs/>
           <w:lang w:val="ar_AE" w:bidi="ar_AE"/>
         </w:rPr>
         <w:t>10–11</w:t>
       </w:r>
       <w:r>
         <w:rPr>
+          <w:rtl/>
+          <w:cs/>
           <w:lang w:val="ar_AE" w:bidi="ar_AE"/>
         </w:rPr>
         <w:t>.)</w:t>
@@ -2212,12 +2732,16 @@
       </w:pPr>
       <w:r>
         <w:rPr>
+          <w:rtl/>
+          <w:cs/>
           <w:lang w:val="ar_AE" w:bidi="ar_AE"/>
         </w:rPr>
       </w:r>
       <w:r>
         <w:rPr>
           <w:u w:val="single"/>
+          <w:rtl/>
+          <w:cs/>
           <w:lang w:val="ar_AE" w:bidi="ar_AE"/>
         </w:rPr>
         <w:t>مقاطع كتابية لدراسة أعمق</w:t>
@@ -2229,12 +2753,16 @@
       </w:pPr>
       <w:r>
         <w:rPr>
+          <w:rtl/>
+          <w:cs/>
           <w:lang w:val="ar_AE" w:bidi="ar_AE"/>
         </w:rPr>
       </w:r>
       <w:hyperlink r:id="rId81">
         <w:r>
           <w:rPr>
+            <w:rtl/>
+            <w:cs/>
             <w:lang w:val="ar_AE" w:bidi="ar_AE"/>
           </w:rPr>
           <w:rPr>
@@ -2246,11 +2774,15 @@
       </w:hyperlink>
       <w:r>
         <w:rPr>
-          <w:lang w:val="ar_AE" w:bidi="ar_AE"/>
-        </w:rPr>
-      </w:r>
-      <w:r>
-        <w:rPr>
+          <w:rtl/>
+          <w:cs/>
+          <w:lang w:val="ar_AE" w:bidi="ar_AE"/>
+        </w:rPr>
+      </w:r>
+      <w:r>
+        <w:rPr>
+          <w:rtl/>
+          <w:cs/>
           <w:lang w:val="ar_AE" w:bidi="ar_AE"/>
         </w:rPr>
       </w:r>
@@ -2261,6 +2793,8 @@
       </w:pPr>
       <w:r>
         <w:rPr>
+          <w:rtl/>
+          <w:cs/>
           <w:lang w:val="ar_AE" w:bidi="ar_AE"/>
         </w:rPr>
       </w:r>
@@ -2272,12 +2806,16 @@
       </w:pPr>
       <w:r>
         <w:rPr>
+          <w:rtl/>
+          <w:cs/>
           <w:lang w:val="ar_AE" w:bidi="ar_AE"/>
         </w:rPr>
         <w:t>نِيقُودِيمُوس</w:t>
       </w:r>
       <w:r>
         <w:rPr>
+          <w:rtl/>
+          <w:cs/>
           <w:lang w:val="ar_AE" w:bidi="ar_AE"/>
         </w:rPr>
       </w:r>
@@ -2288,11 +2826,15 @@
       </w:pPr>
       <w:r>
         <w:rPr>
-          <w:lang w:val="ar_AE" w:bidi="ar_AE"/>
-        </w:rPr>
-      </w:r>
-      <w:r>
-        <w:rPr>
+          <w:rtl/>
+          <w:cs/>
+          <w:lang w:val="ar_AE" w:bidi="ar_AE"/>
+        </w:rPr>
+      </w:r>
+      <w:r>
+        <w:rPr>
+          <w:rtl/>
+          <w:cs/>
           <w:lang w:val="ar_AE" w:bidi="ar_AE"/>
         </w:rPr>
         <w:t>كان نيقوديموس يهوديًا فريسيًا موُقّرًا (</w:t>
@@ -2300,6 +2842,8 @@
       <w:hyperlink r:id="rId82">
         <w:r>
           <w:rPr>
+            <w:rtl/>
+            <w:cs/>
             <w:lang w:val="ar_AE" w:bidi="ar_AE"/>
           </w:rPr>
           <w:rPr>
@@ -2311,6 +2855,8 @@
       </w:hyperlink>
       <w:r>
         <w:rPr>
+          <w:rtl/>
+          <w:cs/>
           <w:lang w:val="ar_AE" w:bidi="ar_AE"/>
         </w:rPr>
         <w:t>) وعضوًا بارزًا في المجلس الأعلى اليهودي. ويبدو أنه أصبح من أتباع يسوع. ولم يرد ذكره سوى في إنجيل يوحنّا.</w:t>
@@ -2322,11 +2868,15 @@
       </w:pPr>
       <w:r>
         <w:rPr>
-          <w:lang w:val="ar_AE" w:bidi="ar_AE"/>
-        </w:rPr>
-      </w:r>
-      <w:r>
-        <w:rPr>
+          <w:rtl/>
+          <w:cs/>
+          <w:lang w:val="ar_AE" w:bidi="ar_AE"/>
+        </w:rPr>
+      </w:r>
+      <w:r>
+        <w:rPr>
+          <w:rtl/>
+          <w:cs/>
           <w:lang w:val="ar_AE" w:bidi="ar_AE"/>
         </w:rPr>
         <w:t>اعترى نِيقُودِيمُوس فضولًا بشأن سلطان يسوع ومعجزاته. لذلك، زار نِيقُودِيمُوس يسوع ليلًا في الخفاء، ليعرف أكثر عنه. شرح يسوع لنِيقُودِيمُوس أنه يجب أن يولد ثانية كيما يدخل ملكوت الله (</w:t>
@@ -2334,6 +2884,8 @@
       <w:hyperlink r:id="rId83">
         <w:r>
           <w:rPr>
+            <w:rtl/>
+            <w:cs/>
             <w:lang w:val="ar_AE" w:bidi="ar_AE"/>
           </w:rPr>
           <w:rPr>
@@ -2345,6 +2897,8 @@
       </w:hyperlink>
       <w:r>
         <w:rPr>
+          <w:rtl/>
+          <w:cs/>
           <w:lang w:val="ar_AE" w:bidi="ar_AE"/>
         </w:rPr>
         <w:t>). لكن الإنجيل لا يخبرنا عن ردة فعل نِيقُودِيمُوس.</w:t>
@@ -2356,11 +2910,15 @@
       </w:pPr>
       <w:r>
         <w:rPr>
-          <w:lang w:val="ar_AE" w:bidi="ar_AE"/>
-        </w:rPr>
-      </w:r>
-      <w:r>
-        <w:rPr>
+          <w:rtl/>
+          <w:cs/>
+          <w:lang w:val="ar_AE" w:bidi="ar_AE"/>
+        </w:rPr>
+      </w:r>
+      <w:r>
+        <w:rPr>
+          <w:rtl/>
+          <w:cs/>
           <w:lang w:val="ar_AE" w:bidi="ar_AE"/>
         </w:rPr>
         <w:t>في وقت لاحق، وخلافًا لموقف أعضاء المجلس اليهودي الأعلى، احتج نِيقُودِيمُوس بشدة ليعلن استحقاق يسوع لمحاكمة عادلة (</w:t>
@@ -2368,6 +2926,8 @@
       <w:hyperlink r:id="rId84">
         <w:r>
           <w:rPr>
+            <w:rtl/>
+            <w:cs/>
             <w:lang w:val="ar_AE" w:bidi="ar_AE"/>
           </w:rPr>
           <w:rPr>
@@ -2379,6 +2939,8 @@
       </w:hyperlink>
       <w:r>
         <w:rPr>
+          <w:rtl/>
+          <w:cs/>
           <w:lang w:val="ar_AE" w:bidi="ar_AE"/>
         </w:rPr>
         <w:t>). بعد موت يسوع على الصليب، اشترى خمسة وسبعين رطلًا من أطياب فاخرة للدفن. أخذها إلى القبر وساعد يُوسُف الذي من الرامة على دفن يسوع (</w:t>
@@ -2386,6 +2948,8 @@
       <w:hyperlink r:id="rId85">
         <w:r>
           <w:rPr>
+            <w:rtl/>
+            <w:cs/>
             <w:lang w:val="ar_AE" w:bidi="ar_AE"/>
           </w:rPr>
           <w:rPr>
@@ -2397,6 +2961,8 @@
       </w:hyperlink>
       <w:r>
         <w:rPr>
+          <w:rtl/>
+          <w:cs/>
           <w:lang w:val="ar_AE" w:bidi="ar_AE"/>
         </w:rPr>
         <w:t>). وهكذا، يبدو أن نِيقُودِيمُوس كان فريسيًّا قد آمن بيسوع، وكان مستعدًا لإظهار تبعيته علنًا بعد موت يسوع.</w:t>
@@ -2408,12 +2974,16 @@
       </w:pPr>
       <w:r>
         <w:rPr>
+          <w:rtl/>
+          <w:cs/>
           <w:lang w:val="ar_AE" w:bidi="ar_AE"/>
         </w:rPr>
       </w:r>
       <w:r>
         <w:rPr>
           <w:u w:val="single"/>
+          <w:rtl/>
+          <w:cs/>
           <w:lang w:val="ar_AE" w:bidi="ar_AE"/>
         </w:rPr>
         <w:t>مقاطع للدراسة المتقدمة</w:t>
@@ -2425,12 +2995,16 @@
       </w:pPr>
       <w:r>
         <w:rPr>
+          <w:rtl/>
+          <w:cs/>
           <w:lang w:val="ar_AE" w:bidi="ar_AE"/>
         </w:rPr>
       </w:r>
       <w:hyperlink r:id="rId86">
         <w:r>
           <w:rPr>
+            <w:rtl/>
+            <w:cs/>
             <w:lang w:val="ar_AE" w:bidi="ar_AE"/>
           </w:rPr>
           <w:rPr>
@@ -2442,6 +3016,8 @@
       </w:hyperlink>
       <w:r>
         <w:rPr>
+          <w:rtl/>
+          <w:cs/>
           <w:lang w:val="ar_AE" w:bidi="ar_AE"/>
         </w:rPr>
         <w:t xml:space="preserve"> </w:t>
@@ -2449,6 +3025,8 @@
       <w:hyperlink r:id="rId87">
         <w:r>
           <w:rPr>
+            <w:rtl/>
+            <w:cs/>
             <w:lang w:val="ar_AE" w:bidi="ar_AE"/>
           </w:rPr>
           <w:rPr>
@@ -2460,6 +3038,8 @@
       </w:hyperlink>
       <w:r>
         <w:rPr>
+          <w:rtl/>
+          <w:cs/>
           <w:lang w:val="ar_AE" w:bidi="ar_AE"/>
         </w:rPr>
         <w:t xml:space="preserve"> </w:t>
@@ -2467,6 +3047,8 @@
       <w:hyperlink r:id="rId85">
         <w:r>
           <w:rPr>
+            <w:rtl/>
+            <w:cs/>
             <w:lang w:val="ar_AE" w:bidi="ar_AE"/>
           </w:rPr>
           <w:rPr>
@@ -2478,11 +3060,15 @@
       </w:hyperlink>
       <w:r>
         <w:rPr>
-          <w:lang w:val="ar_AE" w:bidi="ar_AE"/>
-        </w:rPr>
-      </w:r>
-      <w:r>
-        <w:rPr>
+          <w:rtl/>
+          <w:cs/>
+          <w:lang w:val="ar_AE" w:bidi="ar_AE"/>
+        </w:rPr>
+      </w:r>
+      <w:r>
+        <w:rPr>
+          <w:rtl/>
+          <w:cs/>
           <w:lang w:val="ar_AE" w:bidi="ar_AE"/>
         </w:rPr>
       </w:r>

--- a/arb/docx/019.content.docx
+++ b/arb/docx/019.content.docx
@@ -365,20 +365,14 @@
         </w:rPr>
         <w:t>بعد الانتصار في كركميش في عام 605 قبل الميلاد، هاجم نَبُوخَذْنَاصَّر آرام (سوريا) والمناطق المجاورة لها، بما في ذلك يهوذا. في ذلك العام، حاصر نَبُوخَذْنَاصَّر أورشليم للمرة الأولى (</w:t>
       </w:r>
-      <w:hyperlink r:id="rId13">
-        <w:r>
-          <w:rPr>
-            <w:rtl/>
-            <w:cs/>
-            <w:lang w:val="ar_AE" w:bidi="ar_AE"/>
-          </w:rPr>
-          <w:rPr>
-            <w:color w:val="0000EE"/>
-            <w:u w:val="single"/>
-          </w:rPr>
-          <w:t>2 ملوك 24:1؛</w:t>
-        </w:r>
-      </w:hyperlink>
+      <w:r>
+        <w:rPr>
+          <w:rtl/>
+          <w:cs/>
+          <w:lang w:val="ar_AE" w:bidi="ar_AE"/>
+        </w:rPr>
+        <w:t>2 ملوك 24:1؛</w:t>
+      </w:r>
       <w:r>
         <w:rPr>
           <w:rtl/>
@@ -387,20 +381,14 @@
         </w:rPr>
         <w:t xml:space="preserve"> </w:t>
       </w:r>
-      <w:hyperlink r:id="rId14">
-        <w:r>
-          <w:rPr>
-            <w:rtl/>
-            <w:cs/>
-            <w:lang w:val="ar_AE" w:bidi="ar_AE"/>
-          </w:rPr>
-          <w:rPr>
-            <w:color w:val="0000EE"/>
-            <w:u w:val="single"/>
-          </w:rPr>
-          <w:t>1:1–2</w:t>
-        </w:r>
-      </w:hyperlink>
+      <w:r>
+        <w:rPr>
+          <w:rtl/>
+          <w:cs/>
+          <w:lang w:val="ar_AE" w:bidi="ar_AE"/>
+        </w:rPr>
+        <w:t>1:1–2</w:t>
+      </w:r>
       <w:r>
         <w:rPr>
           <w:rtl/>
@@ -409,20 +397,14 @@
         </w:rPr>
         <w:t>). وأخذ بعضًا من آنية الهيكل وعددًا من القادة الشباب من يهوذا، من بينهم دانيآل وأصدقاؤه الثلاثة. استولى نَبُوخَذْنَاصَّر على أورشليم من جديد في عام 597 قبل الميلاد (</w:t>
       </w:r>
-      <w:hyperlink r:id="rId15">
-        <w:r>
-          <w:rPr>
-            <w:rtl/>
-            <w:cs/>
-            <w:lang w:val="ar_AE" w:bidi="ar_AE"/>
-          </w:rPr>
-          <w:rPr>
-            <w:color w:val="0000EE"/>
-            <w:u w:val="single"/>
-          </w:rPr>
-          <w:t>2 ملوك 24:10–17</w:t>
-        </w:r>
-      </w:hyperlink>
+      <w:r>
+        <w:rPr>
+          <w:rtl/>
+          <w:cs/>
+          <w:lang w:val="ar_AE" w:bidi="ar_AE"/>
+        </w:rPr>
+        <w:t>2 ملوك 24:10–17</w:t>
+      </w:r>
       <w:r>
         <w:rPr>
           <w:rtl/>
@@ -431,20 +413,14 @@
         </w:rPr>
         <w:t>). وحاصر أورشليم في عام 588 قبل الميلاد ودمر المدينة والهيكل في عام 586 قبل الميلاد، وسبى معظم المتبقين من سكانها (</w:t>
       </w:r>
-      <w:hyperlink r:id="rId16">
-        <w:r>
-          <w:rPr>
-            <w:rtl/>
-            <w:cs/>
-            <w:lang w:val="ar_AE" w:bidi="ar_AE"/>
-          </w:rPr>
-          <w:rPr>
-            <w:color w:val="0000EE"/>
-            <w:u w:val="single"/>
-          </w:rPr>
-          <w:t>2 ملوك 25:1–21</w:t>
-        </w:r>
-      </w:hyperlink>
+      <w:r>
+        <w:rPr>
+          <w:rtl/>
+          <w:cs/>
+          <w:lang w:val="ar_AE" w:bidi="ar_AE"/>
+        </w:rPr>
+        <w:t>2 ملوك 25:1–21</w:t>
+      </w:r>
       <w:r>
         <w:rPr>
           <w:rtl/>
@@ -473,20 +449,14 @@
         </w:rPr>
         <w:t>يرد وصف شيّق ومُفصّل لنَبُوخَذْنَاصَّر في سفر دانيآل. وقد أحضر نَبُوخَذْنَاصَّر دانيآل ورفاقه إلى بابل كيما يعلّمهم الثقافة البابلية. ومع ذلك، استخدم الله دانيآل ليعلّم نَبُوخَذْنَاصَّر عن الله.وبعد أن أذل الله نَبُوخَذْنَاصَّر بسبب كبريائه الشديد (</w:t>
       </w:r>
-      <w:hyperlink r:id="rId17">
-        <w:r>
-          <w:rPr>
-            <w:rtl/>
-            <w:cs/>
-            <w:lang w:val="ar_AE" w:bidi="ar_AE"/>
-          </w:rPr>
-          <w:rPr>
-            <w:color w:val="0000EE"/>
-            <w:u w:val="single"/>
-          </w:rPr>
-          <w:t>دانيآل 4:28–33</w:t>
-        </w:r>
-      </w:hyperlink>
+      <w:r>
+        <w:rPr>
+          <w:rtl/>
+          <w:cs/>
+          <w:lang w:val="ar_AE" w:bidi="ar_AE"/>
+        </w:rPr>
+        <w:t>دانيآل 4:28–33</w:t>
+      </w:r>
       <w:r>
         <w:rPr>
           <w:rtl/>
@@ -495,20 +465,14 @@
         </w:rPr>
         <w:t>)، اعترف نَبُوخَذْنَاصَّر وأقر بسيادة الرب وبسلطانه (</w:t>
       </w:r>
-      <w:hyperlink r:id="rId18">
-        <w:r>
-          <w:rPr>
-            <w:rtl/>
-            <w:cs/>
-            <w:lang w:val="ar_AE" w:bidi="ar_AE"/>
-          </w:rPr>
-          <w:rPr>
-            <w:color w:val="0000EE"/>
-            <w:u w:val="single"/>
-          </w:rPr>
-          <w:t>دانيآل 4:34–37</w:t>
-        </w:r>
-      </w:hyperlink>
+      <w:r>
+        <w:rPr>
+          <w:rtl/>
+          <w:cs/>
+          <w:lang w:val="ar_AE" w:bidi="ar_AE"/>
+        </w:rPr>
+        <w:t>دانيآل 4:34–37</w:t>
+      </w:r>
       <w:r>
         <w:rPr>
           <w:rtl/>
@@ -550,20 +514,14 @@
           <w:lang w:val="ar_AE" w:bidi="ar_AE"/>
         </w:rPr>
       </w:r>
-      <w:hyperlink r:id="rId19">
-        <w:r>
-          <w:rPr>
-            <w:rtl/>
-            <w:cs/>
-            <w:lang w:val="ar_AE" w:bidi="ar_AE"/>
-          </w:rPr>
-          <w:rPr>
-            <w:color w:val="0000EE"/>
-            <w:u w:val="single"/>
-          </w:rPr>
-          <w:t>2ملوك 24:1–25:30</w:t>
-        </w:r>
-      </w:hyperlink>
+      <w:r>
+        <w:rPr>
+          <w:rtl/>
+          <w:cs/>
+          <w:lang w:val="ar_AE" w:bidi="ar_AE"/>
+        </w:rPr>
+        <w:t>2ملوك 24:1–25:30</w:t>
+      </w:r>
       <w:r>
         <w:rPr>
           <w:rtl/>
@@ -572,20 +530,14 @@
         </w:rPr>
         <w:t xml:space="preserve">؛ </w:t>
       </w:r>
-      <w:hyperlink r:id="rId20">
-        <w:r>
-          <w:rPr>
-            <w:rtl/>
-            <w:cs/>
-            <w:lang w:val="ar_AE" w:bidi="ar_AE"/>
-          </w:rPr>
-          <w:rPr>
-            <w:color w:val="0000EE"/>
-            <w:u w:val="single"/>
-          </w:rPr>
-          <w:t>2أخبار الأيام 36:6–21</w:t>
-        </w:r>
-      </w:hyperlink>
+      <w:r>
+        <w:rPr>
+          <w:rtl/>
+          <w:cs/>
+          <w:lang w:val="ar_AE" w:bidi="ar_AE"/>
+        </w:rPr>
+        <w:t>2أخبار الأيام 36:6–21</w:t>
+      </w:r>
       <w:r>
         <w:rPr>
           <w:rtl/>
@@ -594,20 +546,14 @@
         </w:rPr>
         <w:t xml:space="preserve">؛ </w:t>
       </w:r>
-      <w:hyperlink r:id="rId21">
-        <w:r>
-          <w:rPr>
-            <w:rtl/>
-            <w:cs/>
-            <w:lang w:val="ar_AE" w:bidi="ar_AE"/>
-          </w:rPr>
-          <w:rPr>
-            <w:color w:val="0000EE"/>
-            <w:u w:val="single"/>
-          </w:rPr>
-          <w:t>إرميا 21:1–10</w:t>
-        </w:r>
-      </w:hyperlink>
+      <w:r>
+        <w:rPr>
+          <w:rtl/>
+          <w:cs/>
+          <w:lang w:val="ar_AE" w:bidi="ar_AE"/>
+        </w:rPr>
+        <w:t>إرميا 21:1–10</w:t>
+      </w:r>
       <w:r>
         <w:rPr>
           <w:rtl/>
@@ -616,20 +562,14 @@
         </w:rPr>
         <w:t xml:space="preserve">؛ </w:t>
       </w:r>
-      <w:hyperlink r:id="rId22">
-        <w:r>
-          <w:rPr>
-            <w:rtl/>
-            <w:cs/>
-            <w:lang w:val="ar_AE" w:bidi="ar_AE"/>
-          </w:rPr>
-          <w:rPr>
-            <w:color w:val="0000EE"/>
-            <w:u w:val="single"/>
-          </w:rPr>
-          <w:t>22:24–27</w:t>
-        </w:r>
-      </w:hyperlink>
+      <w:r>
+        <w:rPr>
+          <w:rtl/>
+          <w:cs/>
+          <w:lang w:val="ar_AE" w:bidi="ar_AE"/>
+        </w:rPr>
+        <w:t>22:24–27</w:t>
+      </w:r>
       <w:r>
         <w:rPr>
           <w:rtl/>
@@ -638,20 +578,14 @@
         </w:rPr>
         <w:t xml:space="preserve">؛ </w:t>
       </w:r>
-      <w:hyperlink r:id="rId23">
-        <w:r>
-          <w:rPr>
-            <w:rtl/>
-            <w:cs/>
-            <w:lang w:val="ar_AE" w:bidi="ar_AE"/>
-          </w:rPr>
-          <w:rPr>
-            <w:color w:val="0000EE"/>
-            <w:u w:val="single"/>
-          </w:rPr>
-          <w:t>24:1</w:t>
-        </w:r>
-      </w:hyperlink>
+      <w:r>
+        <w:rPr>
+          <w:rtl/>
+          <w:cs/>
+          <w:lang w:val="ar_AE" w:bidi="ar_AE"/>
+        </w:rPr>
+        <w:t>24:1</w:t>
+      </w:r>
       <w:r>
         <w:rPr>
           <w:rtl/>
@@ -660,20 +594,14 @@
         </w:rPr>
         <w:t xml:space="preserve">؛ </w:t>
       </w:r>
-      <w:hyperlink r:id="rId24">
-        <w:r>
-          <w:rPr>
-            <w:rtl/>
-            <w:cs/>
-            <w:lang w:val="ar_AE" w:bidi="ar_AE"/>
-          </w:rPr>
-          <w:rPr>
-            <w:color w:val="0000EE"/>
-            <w:u w:val="single"/>
-          </w:rPr>
-          <w:t>25:1–14</w:t>
-        </w:r>
-      </w:hyperlink>
+      <w:r>
+        <w:rPr>
+          <w:rtl/>
+          <w:cs/>
+          <w:lang w:val="ar_AE" w:bidi="ar_AE"/>
+        </w:rPr>
+        <w:t>25:1–14</w:t>
+      </w:r>
       <w:r>
         <w:rPr>
           <w:rtl/>
@@ -682,20 +610,14 @@
         </w:rPr>
         <w:t xml:space="preserve">؛ </w:t>
       </w:r>
-      <w:hyperlink r:id="rId25">
-        <w:r>
-          <w:rPr>
-            <w:rtl/>
-            <w:cs/>
-            <w:lang w:val="ar_AE" w:bidi="ar_AE"/>
-          </w:rPr>
-          <w:rPr>
-            <w:color w:val="0000EE"/>
-            <w:u w:val="single"/>
-          </w:rPr>
-          <w:t>27:4–8</w:t>
-        </w:r>
-      </w:hyperlink>
+      <w:r>
+        <w:rPr>
+          <w:rtl/>
+          <w:cs/>
+          <w:lang w:val="ar_AE" w:bidi="ar_AE"/>
+        </w:rPr>
+        <w:t>27:4–8</w:t>
+      </w:r>
       <w:r>
         <w:rPr>
           <w:rtl/>
@@ -704,20 +626,14 @@
         </w:rPr>
         <w:t xml:space="preserve">؛ </w:t>
       </w:r>
-      <w:hyperlink r:id="rId26">
-        <w:r>
-          <w:rPr>
-            <w:rtl/>
-            <w:cs/>
-            <w:lang w:val="ar_AE" w:bidi="ar_AE"/>
-          </w:rPr>
-          <w:rPr>
-            <w:color w:val="0000EE"/>
-            <w:u w:val="single"/>
-          </w:rPr>
-          <w:t>28:14</w:t>
-        </w:r>
-      </w:hyperlink>
+      <w:r>
+        <w:rPr>
+          <w:rtl/>
+          <w:cs/>
+          <w:lang w:val="ar_AE" w:bidi="ar_AE"/>
+        </w:rPr>
+        <w:t>28:14</w:t>
+      </w:r>
       <w:r>
         <w:rPr>
           <w:rtl/>
@@ -726,20 +642,14 @@
         </w:rPr>
         <w:t xml:space="preserve">؛ </w:t>
       </w:r>
-      <w:hyperlink r:id="rId27">
-        <w:r>
-          <w:rPr>
-            <w:rtl/>
-            <w:cs/>
-            <w:lang w:val="ar_AE" w:bidi="ar_AE"/>
-          </w:rPr>
-          <w:rPr>
-            <w:color w:val="0000EE"/>
-            <w:u w:val="single"/>
-          </w:rPr>
-          <w:t>29:1–23</w:t>
-        </w:r>
-      </w:hyperlink>
+      <w:r>
+        <w:rPr>
+          <w:rtl/>
+          <w:cs/>
+          <w:lang w:val="ar_AE" w:bidi="ar_AE"/>
+        </w:rPr>
+        <w:t>29:1–23</w:t>
+      </w:r>
       <w:r>
         <w:rPr>
           <w:rtl/>
@@ -748,20 +658,14 @@
         </w:rPr>
         <w:t xml:space="preserve">؛ </w:t>
       </w:r>
-      <w:hyperlink r:id="rId28">
-        <w:r>
-          <w:rPr>
-            <w:rtl/>
-            <w:cs/>
-            <w:lang w:val="ar_AE" w:bidi="ar_AE"/>
-          </w:rPr>
-          <w:rPr>
-            <w:color w:val="0000EE"/>
-            <w:u w:val="single"/>
-          </w:rPr>
-          <w:t>32:1–5،</w:t>
-        </w:r>
-      </w:hyperlink>
+      <w:r>
+        <w:rPr>
+          <w:rtl/>
+          <w:cs/>
+          <w:lang w:val="ar_AE" w:bidi="ar_AE"/>
+        </w:rPr>
+        <w:t>32:1–5،</w:t>
+      </w:r>
       <w:r>
         <w:rPr>
           <w:rtl/>
@@ -770,20 +674,14 @@
         </w:rPr>
         <w:t xml:space="preserve"> </w:t>
       </w:r>
-      <w:hyperlink r:id="rId29">
-        <w:r>
-          <w:rPr>
-            <w:rtl/>
-            <w:cs/>
-            <w:lang w:val="ar_AE" w:bidi="ar_AE"/>
-          </w:rPr>
-          <w:rPr>
-            <w:color w:val="0000EE"/>
-            <w:u w:val="single"/>
-          </w:rPr>
-          <w:t>26–31</w:t>
-        </w:r>
-      </w:hyperlink>
+      <w:r>
+        <w:rPr>
+          <w:rtl/>
+          <w:cs/>
+          <w:lang w:val="ar_AE" w:bidi="ar_AE"/>
+        </w:rPr>
+        <w:t>26–31</w:t>
+      </w:r>
       <w:r>
         <w:rPr>
           <w:rtl/>
@@ -792,20 +690,14 @@
         </w:rPr>
         <w:t xml:space="preserve">؛ </w:t>
       </w:r>
-      <w:hyperlink r:id="rId30">
-        <w:r>
-          <w:rPr>
-            <w:rtl/>
-            <w:cs/>
-            <w:lang w:val="ar_AE" w:bidi="ar_AE"/>
-          </w:rPr>
-          <w:rPr>
-            <w:color w:val="0000EE"/>
-            <w:u w:val="single"/>
-          </w:rPr>
-          <w:t>34:1–3</w:t>
-        </w:r>
-      </w:hyperlink>
+      <w:r>
+        <w:rPr>
+          <w:rtl/>
+          <w:cs/>
+          <w:lang w:val="ar_AE" w:bidi="ar_AE"/>
+        </w:rPr>
+        <w:t>34:1–3</w:t>
+      </w:r>
       <w:r>
         <w:rPr>
           <w:rtl/>
@@ -814,20 +706,14 @@
         </w:rPr>
         <w:t xml:space="preserve">؛ </w:t>
       </w:r>
-      <w:hyperlink r:id="rId31">
-        <w:r>
-          <w:rPr>
-            <w:rtl/>
-            <w:cs/>
-            <w:lang w:val="ar_AE" w:bidi="ar_AE"/>
-          </w:rPr>
-          <w:rPr>
-            <w:color w:val="0000EE"/>
-            <w:u w:val="single"/>
-          </w:rPr>
-          <w:t>37:1</w:t>
-        </w:r>
-      </w:hyperlink>
+      <w:r>
+        <w:rPr>
+          <w:rtl/>
+          <w:cs/>
+          <w:lang w:val="ar_AE" w:bidi="ar_AE"/>
+        </w:rPr>
+        <w:t>37:1</w:t>
+      </w:r>
       <w:r>
         <w:rPr>
           <w:rtl/>
@@ -836,20 +722,14 @@
         </w:rPr>
         <w:t xml:space="preserve">؛ </w:t>
       </w:r>
-      <w:hyperlink r:id="rId32">
-        <w:r>
-          <w:rPr>
-            <w:rtl/>
-            <w:cs/>
-            <w:lang w:val="ar_AE" w:bidi="ar_AE"/>
-          </w:rPr>
-          <w:rPr>
-            <w:color w:val="0000EE"/>
-            <w:u w:val="single"/>
-          </w:rPr>
-          <w:t>39:1–14</w:t>
-        </w:r>
-      </w:hyperlink>
+      <w:r>
+        <w:rPr>
+          <w:rtl/>
+          <w:cs/>
+          <w:lang w:val="ar_AE" w:bidi="ar_AE"/>
+        </w:rPr>
+        <w:t>39:1–14</w:t>
+      </w:r>
       <w:r>
         <w:rPr>
           <w:rtl/>
@@ -858,20 +738,14 @@
         </w:rPr>
         <w:t xml:space="preserve">؛ </w:t>
       </w:r>
-      <w:hyperlink r:id="rId33">
-        <w:r>
-          <w:rPr>
-            <w:rtl/>
-            <w:cs/>
-            <w:lang w:val="ar_AE" w:bidi="ar_AE"/>
-          </w:rPr>
-          <w:rPr>
-            <w:color w:val="0000EE"/>
-            <w:u w:val="single"/>
-          </w:rPr>
-          <w:t>43:10–13</w:t>
-        </w:r>
-      </w:hyperlink>
+      <w:r>
+        <w:rPr>
+          <w:rtl/>
+          <w:cs/>
+          <w:lang w:val="ar_AE" w:bidi="ar_AE"/>
+        </w:rPr>
+        <w:t>43:10–13</w:t>
+      </w:r>
       <w:r>
         <w:rPr>
           <w:rtl/>
@@ -880,20 +754,14 @@
         </w:rPr>
         <w:t xml:space="preserve">؛ </w:t>
       </w:r>
-      <w:hyperlink r:id="rId34">
-        <w:r>
-          <w:rPr>
-            <w:rtl/>
-            <w:cs/>
-            <w:lang w:val="ar_AE" w:bidi="ar_AE"/>
-          </w:rPr>
-          <w:rPr>
-            <w:color w:val="0000EE"/>
-            <w:u w:val="single"/>
-          </w:rPr>
-          <w:t>46:2</w:t>
-        </w:r>
-      </w:hyperlink>
+      <w:r>
+        <w:rPr>
+          <w:rtl/>
+          <w:cs/>
+          <w:lang w:val="ar_AE" w:bidi="ar_AE"/>
+        </w:rPr>
+        <w:t>46:2</w:t>
+      </w:r>
       <w:r>
         <w:rPr>
           <w:rtl/>
@@ -902,20 +770,14 @@
         </w:rPr>
         <w:t xml:space="preserve">، </w:t>
       </w:r>
-      <w:hyperlink r:id="rId35">
-        <w:r>
-          <w:rPr>
-            <w:rtl/>
-            <w:cs/>
-            <w:lang w:val="ar_AE" w:bidi="ar_AE"/>
-          </w:rPr>
-          <w:rPr>
-            <w:color w:val="0000EE"/>
-            <w:u w:val="single"/>
-          </w:rPr>
-          <w:t>13–26</w:t>
-        </w:r>
-      </w:hyperlink>
+      <w:r>
+        <w:rPr>
+          <w:rtl/>
+          <w:cs/>
+          <w:lang w:val="ar_AE" w:bidi="ar_AE"/>
+        </w:rPr>
+        <w:t>13–26</w:t>
+      </w:r>
       <w:r>
         <w:rPr>
           <w:rtl/>
@@ -924,20 +786,14 @@
         </w:rPr>
         <w:t xml:space="preserve">؛ </w:t>
       </w:r>
-      <w:hyperlink r:id="rId36">
-        <w:r>
-          <w:rPr>
-            <w:rtl/>
-            <w:cs/>
-            <w:lang w:val="ar_AE" w:bidi="ar_AE"/>
-          </w:rPr>
-          <w:rPr>
-            <w:color w:val="0000EE"/>
-            <w:u w:val="single"/>
-          </w:rPr>
-          <w:t>49:28–33</w:t>
-        </w:r>
-      </w:hyperlink>
+      <w:r>
+        <w:rPr>
+          <w:rtl/>
+          <w:cs/>
+          <w:lang w:val="ar_AE" w:bidi="ar_AE"/>
+        </w:rPr>
+        <w:t>49:28–33</w:t>
+      </w:r>
       <w:r>
         <w:rPr>
           <w:rtl/>
@@ -946,20 +802,14 @@
         </w:rPr>
         <w:t xml:space="preserve">؛ </w:t>
       </w:r>
-      <w:hyperlink r:id="rId37">
-        <w:r>
-          <w:rPr>
-            <w:rtl/>
-            <w:cs/>
-            <w:lang w:val="ar_AE" w:bidi="ar_AE"/>
-          </w:rPr>
-          <w:rPr>
-            <w:color w:val="0000EE"/>
-            <w:u w:val="single"/>
-          </w:rPr>
-          <w:t>50:17</w:t>
-        </w:r>
-      </w:hyperlink>
+      <w:r>
+        <w:rPr>
+          <w:rtl/>
+          <w:cs/>
+          <w:lang w:val="ar_AE" w:bidi="ar_AE"/>
+        </w:rPr>
+        <w:t>50:17</w:t>
+      </w:r>
       <w:r>
         <w:rPr>
           <w:rtl/>
@@ -968,20 +818,14 @@
         </w:rPr>
         <w:t xml:space="preserve">؛ </w:t>
       </w:r>
-      <w:hyperlink r:id="rId38">
-        <w:r>
-          <w:rPr>
-            <w:rtl/>
-            <w:cs/>
-            <w:lang w:val="ar_AE" w:bidi="ar_AE"/>
-          </w:rPr>
-          <w:rPr>
-            <w:color w:val="0000EE"/>
-            <w:u w:val="single"/>
-          </w:rPr>
-          <w:t>51:34</w:t>
-        </w:r>
-      </w:hyperlink>
+      <w:r>
+        <w:rPr>
+          <w:rtl/>
+          <w:cs/>
+          <w:lang w:val="ar_AE" w:bidi="ar_AE"/>
+        </w:rPr>
+        <w:t>51:34</w:t>
+      </w:r>
       <w:r>
         <w:rPr>
           <w:rtl/>
@@ -990,20 +834,14 @@
         </w:rPr>
         <w:t xml:space="preserve">؛ </w:t>
       </w:r>
-      <w:hyperlink r:id="rId39">
-        <w:r>
-          <w:rPr>
-            <w:rtl/>
-            <w:cs/>
-            <w:lang w:val="ar_AE" w:bidi="ar_AE"/>
-          </w:rPr>
-          <w:rPr>
-            <w:color w:val="0000EE"/>
-            <w:u w:val="single"/>
-          </w:rPr>
-          <w:t>52:4–16</w:t>
-        </w:r>
-      </w:hyperlink>
+      <w:r>
+        <w:rPr>
+          <w:rtl/>
+          <w:cs/>
+          <w:lang w:val="ar_AE" w:bidi="ar_AE"/>
+        </w:rPr>
+        <w:t>52:4–16</w:t>
+      </w:r>
       <w:r>
         <w:rPr>
           <w:rtl/>
@@ -1012,20 +850,14 @@
         </w:rPr>
         <w:t xml:space="preserve">، </w:t>
       </w:r>
-      <w:hyperlink r:id="rId40">
-        <w:r>
-          <w:rPr>
-            <w:rtl/>
-            <w:cs/>
-            <w:lang w:val="ar_AE" w:bidi="ar_AE"/>
-          </w:rPr>
-          <w:rPr>
-            <w:color w:val="0000EE"/>
-            <w:u w:val="single"/>
-          </w:rPr>
-          <w:t>28–30</w:t>
-        </w:r>
-      </w:hyperlink>
+      <w:r>
+        <w:rPr>
+          <w:rtl/>
+          <w:cs/>
+          <w:lang w:val="ar_AE" w:bidi="ar_AE"/>
+        </w:rPr>
+        <w:t>28–30</w:t>
+      </w:r>
       <w:r>
         <w:rPr>
           <w:rtl/>
@@ -1034,20 +866,14 @@
         </w:rPr>
         <w:t xml:space="preserve">؛ </w:t>
       </w:r>
-      <w:hyperlink r:id="rId41">
-        <w:r>
-          <w:rPr>
-            <w:rtl/>
-            <w:cs/>
-            <w:lang w:val="ar_AE" w:bidi="ar_AE"/>
-          </w:rPr>
-          <w:rPr>
-            <w:color w:val="0000EE"/>
-            <w:u w:val="single"/>
-          </w:rPr>
-          <w:t>حزقيال 26:7</w:t>
-        </w:r>
-      </w:hyperlink>
+      <w:r>
+        <w:rPr>
+          <w:rtl/>
+          <w:cs/>
+          <w:lang w:val="ar_AE" w:bidi="ar_AE"/>
+        </w:rPr>
+        <w:t>حزقيال 26:7</w:t>
+      </w:r>
       <w:r>
         <w:rPr>
           <w:rtl/>
@@ -1056,20 +882,14 @@
         </w:rPr>
         <w:t xml:space="preserve">؛ </w:t>
       </w:r>
-      <w:hyperlink r:id="rId42">
-        <w:r>
-          <w:rPr>
-            <w:rtl/>
-            <w:cs/>
-            <w:lang w:val="ar_AE" w:bidi="ar_AE"/>
-          </w:rPr>
-          <w:rPr>
-            <w:color w:val="0000EE"/>
-            <w:u w:val="single"/>
-          </w:rPr>
-          <w:t>29:18–20</w:t>
-        </w:r>
-      </w:hyperlink>
+      <w:r>
+        <w:rPr>
+          <w:rtl/>
+          <w:cs/>
+          <w:lang w:val="ar_AE" w:bidi="ar_AE"/>
+        </w:rPr>
+        <w:t>29:18–20</w:t>
+      </w:r>
       <w:r>
         <w:rPr>
           <w:rtl/>
@@ -1078,20 +898,14 @@
         </w:rPr>
         <w:t xml:space="preserve">؛ </w:t>
       </w:r>
-      <w:hyperlink r:id="rId43">
-        <w:r>
-          <w:rPr>
-            <w:rtl/>
-            <w:cs/>
-            <w:lang w:val="ar_AE" w:bidi="ar_AE"/>
-          </w:rPr>
-          <w:rPr>
-            <w:color w:val="0000EE"/>
-            <w:u w:val="single"/>
-          </w:rPr>
-          <w:t>30:10–11</w:t>
-        </w:r>
-      </w:hyperlink>
+      <w:r>
+        <w:rPr>
+          <w:rtl/>
+          <w:cs/>
+          <w:lang w:val="ar_AE" w:bidi="ar_AE"/>
+        </w:rPr>
+        <w:t>30:10–11</w:t>
+      </w:r>
       <w:r>
         <w:rPr>
           <w:rtl/>
@@ -1100,20 +914,14 @@
         </w:rPr>
         <w:t xml:space="preserve">؛ </w:t>
       </w:r>
-      <w:hyperlink r:id="rId44">
-        <w:r>
-          <w:rPr>
-            <w:rtl/>
-            <w:cs/>
-            <w:lang w:val="ar_AE" w:bidi="ar_AE"/>
-          </w:rPr>
-          <w:rPr>
-            <w:color w:val="0000EE"/>
-            <w:u w:val="single"/>
-          </w:rPr>
-          <w:t>دانيآل 1:1–4:37</w:t>
-        </w:r>
-      </w:hyperlink>
+      <w:r>
+        <w:rPr>
+          <w:rtl/>
+          <w:cs/>
+          <w:lang w:val="ar_AE" w:bidi="ar_AE"/>
+        </w:rPr>
+        <w:t>دانيآل 1:1–4:37</w:t>
+      </w:r>
       <w:r>
         <w:rPr>
           <w:rtl/>
@@ -1209,20 +1017,14 @@
         </w:rPr>
         <w:t>قبل رجوع نحميا إلى يهوذا، كان يعمل ساقيًا للملك الفارسي أرتحششتا الأول، الذي حكم من 465 إلى 424 قبل الميلاد. كان الساقي يقدم الخمر للملك، ويتذوقه أولًا للتأكد من أنه غير مسموم. كان نحميا موضع ثقة الملك في دوره مستشارًا له. عندما سمع عن حالة أورشليم المزريّة، رقّت عواطفه رأفةً بحالتها. فطلب من الملك إذنًا ليعود إلى يهوذا ليساند شعبه. ووافق الملك بالفعل، وعيّنه حاكمًا ليهوذا مدة اثني عشر عامًا ليساند مواطنيه من الشعب اليهودي، ويعيدوا بناء أسوار أورشليم (</w:t>
       </w:r>
-      <w:hyperlink r:id="rId45">
-        <w:r>
-          <w:rPr>
-            <w:rtl/>
-            <w:cs/>
-            <w:lang w:val="ar_AE" w:bidi="ar_AE"/>
-          </w:rPr>
-          <w:rPr>
-            <w:color w:val="0000EE"/>
-            <w:u w:val="single"/>
-          </w:rPr>
-          <w:t>نحميا 1:1–2:8</w:t>
-        </w:r>
-      </w:hyperlink>
+      <w:r>
+        <w:rPr>
+          <w:rtl/>
+          <w:cs/>
+          <w:lang w:val="ar_AE" w:bidi="ar_AE"/>
+        </w:rPr>
+        <w:t>نحميا 1:1–2:8</w:t>
+      </w:r>
       <w:r>
         <w:rPr>
           <w:rtl/>
@@ -1271,20 +1073,14 @@
         </w:rPr>
         <w:t>كان نحميا يتمتع يإيمان راسخ ومتين، تبرهن في صلواته، واتكاله على معونة الله، وإرشاده له (</w:t>
       </w:r>
-      <w:hyperlink r:id="rId46">
-        <w:r>
-          <w:rPr>
-            <w:rtl/>
-            <w:cs/>
-            <w:lang w:val="ar_AE" w:bidi="ar_AE"/>
-          </w:rPr>
-          <w:rPr>
-            <w:color w:val="0000EE"/>
-            <w:u w:val="single"/>
-          </w:rPr>
-          <w:t>نحميا 1:4–11</w:t>
-        </w:r>
-      </w:hyperlink>
+      <w:r>
+        <w:rPr>
+          <w:rtl/>
+          <w:cs/>
+          <w:lang w:val="ar_AE" w:bidi="ar_AE"/>
+        </w:rPr>
+        <w:t>نحميا 1:4–11</w:t>
+      </w:r>
       <w:r>
         <w:rPr>
           <w:rtl/>
@@ -1293,20 +1089,14 @@
         </w:rPr>
         <w:t xml:space="preserve">؛ </w:t>
       </w:r>
-      <w:hyperlink r:id="rId47">
-        <w:r>
-          <w:rPr>
-            <w:rtl/>
-            <w:cs/>
-            <w:lang w:val="ar_AE" w:bidi="ar_AE"/>
-          </w:rPr>
-          <w:rPr>
-            <w:color w:val="0000EE"/>
-            <w:u w:val="single"/>
-          </w:rPr>
-          <w:t>2:4</w:t>
-        </w:r>
-      </w:hyperlink>
+      <w:r>
+        <w:rPr>
+          <w:rtl/>
+          <w:cs/>
+          <w:lang w:val="ar_AE" w:bidi="ar_AE"/>
+        </w:rPr>
+        <w:t>2:4</w:t>
+      </w:r>
       <w:r>
         <w:rPr>
           <w:rtl/>
@@ -1315,20 +1105,14 @@
         </w:rPr>
         <w:t xml:space="preserve">، </w:t>
       </w:r>
-      <w:hyperlink r:id="rId48">
-        <w:r>
-          <w:rPr>
-            <w:rtl/>
-            <w:cs/>
-            <w:lang w:val="ar_AE" w:bidi="ar_AE"/>
-          </w:rPr>
-          <w:rPr>
-            <w:color w:val="0000EE"/>
-            <w:u w:val="single"/>
-          </w:rPr>
-          <w:t>8</w:t>
-        </w:r>
-      </w:hyperlink>
+      <w:r>
+        <w:rPr>
+          <w:rtl/>
+          <w:cs/>
+          <w:lang w:val="ar_AE" w:bidi="ar_AE"/>
+        </w:rPr>
+        <w:t>8</w:t>
+      </w:r>
       <w:r>
         <w:rPr>
           <w:rtl/>
@@ -1337,20 +1121,14 @@
         </w:rPr>
         <w:t xml:space="preserve">، </w:t>
       </w:r>
-      <w:hyperlink r:id="rId49">
-        <w:r>
-          <w:rPr>
-            <w:rtl/>
-            <w:cs/>
-            <w:lang w:val="ar_AE" w:bidi="ar_AE"/>
-          </w:rPr>
-          <w:rPr>
-            <w:color w:val="0000EE"/>
-            <w:u w:val="single"/>
-          </w:rPr>
-          <w:t>18</w:t>
-        </w:r>
-      </w:hyperlink>
+      <w:r>
+        <w:rPr>
+          <w:rtl/>
+          <w:cs/>
+          <w:lang w:val="ar_AE" w:bidi="ar_AE"/>
+        </w:rPr>
+        <w:t>18</w:t>
+      </w:r>
       <w:r>
         <w:rPr>
           <w:rtl/>
@@ -1359,20 +1137,14 @@
         </w:rPr>
         <w:t xml:space="preserve">، </w:t>
       </w:r>
-      <w:hyperlink r:id="rId50">
-        <w:r>
-          <w:rPr>
-            <w:rtl/>
-            <w:cs/>
-            <w:lang w:val="ar_AE" w:bidi="ar_AE"/>
-          </w:rPr>
-          <w:rPr>
-            <w:color w:val="0000EE"/>
-            <w:u w:val="single"/>
-          </w:rPr>
-          <w:t>20</w:t>
-        </w:r>
-      </w:hyperlink>
+      <w:r>
+        <w:rPr>
+          <w:rtl/>
+          <w:cs/>
+          <w:lang w:val="ar_AE" w:bidi="ar_AE"/>
+        </w:rPr>
+        <w:t>20</w:t>
+      </w:r>
       <w:r>
         <w:rPr>
           <w:rtl/>
@@ -1413,20 +1185,14 @@
         </w:rPr>
         <w:t>فائدة مرتفعة على أقاربهم الفقراء. لقد قدّم نجميا مثالًا رائعًا يُحتذى به في سلوكه وتصرفاته (</w:t>
       </w:r>
-      <w:hyperlink r:id="rId51">
-        <w:r>
-          <w:rPr>
-            <w:rtl/>
-            <w:cs/>
-            <w:lang w:val="ar_AE" w:bidi="ar_AE"/>
-          </w:rPr>
-          <w:rPr>
-            <w:color w:val="0000EE"/>
-            <w:u w:val="single"/>
-          </w:rPr>
-          <w:t>نحميا 5</w:t>
-        </w:r>
-      </w:hyperlink>
+      <w:r>
+        <w:rPr>
+          <w:rtl/>
+          <w:cs/>
+          <w:lang w:val="ar_AE" w:bidi="ar_AE"/>
+        </w:rPr>
+        <w:t>نحميا 5</w:t>
+      </w:r>
       <w:r>
         <w:rPr>
           <w:rtl/>
@@ -1455,20 +1221,14 @@
         </w:rPr>
         <w:t>إن أمانة الشعب كانت موضع انشغال نحميا. ومن هذا المنطلق واجه بنفسه الرجال الذين تزوجوا من نساء غير يهوديات (</w:t>
       </w:r>
-      <w:hyperlink r:id="rId52">
-        <w:r>
-          <w:rPr>
-            <w:rtl/>
-            <w:cs/>
-            <w:lang w:val="ar_AE" w:bidi="ar_AE"/>
-          </w:rPr>
-          <w:rPr>
-            <w:color w:val="0000EE"/>
-            <w:u w:val="single"/>
-          </w:rPr>
-          <w:t>نحميا 13:23–29</w:t>
-        </w:r>
-      </w:hyperlink>
+      <w:r>
+        <w:rPr>
+          <w:rtl/>
+          <w:cs/>
+          <w:lang w:val="ar_AE" w:bidi="ar_AE"/>
+        </w:rPr>
+        <w:t>نحميا 13:23–29</w:t>
+      </w:r>
       <w:r>
         <w:rPr>
           <w:rtl/>
@@ -1477,20 +1237,14 @@
         </w:rPr>
         <w:t>). كان نحميا أمينًا من جهة الحفاظ على عبادة الهيكل. فقاد المجتمع اليهودي للتعهد بدعم خُدّام الهيكل وتقديم القرابين (</w:t>
       </w:r>
-      <w:hyperlink r:id="rId53">
-        <w:r>
-          <w:rPr>
-            <w:rtl/>
-            <w:cs/>
-            <w:lang w:val="ar_AE" w:bidi="ar_AE"/>
-          </w:rPr>
-          <w:rPr>
-            <w:color w:val="0000EE"/>
-            <w:u w:val="single"/>
-          </w:rPr>
-          <w:t>نحميا 10:32–39</w:t>
-        </w:r>
-      </w:hyperlink>
+      <w:r>
+        <w:rPr>
+          <w:rtl/>
+          <w:cs/>
+          <w:lang w:val="ar_AE" w:bidi="ar_AE"/>
+        </w:rPr>
+        <w:t>نحميا 10:32–39</w:t>
+      </w:r>
       <w:r>
         <w:rPr>
           <w:rtl/>
@@ -1499,20 +1253,14 @@
         </w:rPr>
         <w:t>). كما أصلح من طرق احتفالهم بالسبت (</w:t>
       </w:r>
-      <w:hyperlink r:id="rId54">
-        <w:r>
-          <w:rPr>
-            <w:rtl/>
-            <w:cs/>
-            <w:lang w:val="ar_AE" w:bidi="ar_AE"/>
-          </w:rPr>
-          <w:rPr>
-            <w:color w:val="0000EE"/>
-            <w:u w:val="single"/>
-          </w:rPr>
-          <w:t>نحميا 13:15–22</w:t>
-        </w:r>
-      </w:hyperlink>
+      <w:r>
+        <w:rPr>
+          <w:rtl/>
+          <w:cs/>
+          <w:lang w:val="ar_AE" w:bidi="ar_AE"/>
+        </w:rPr>
+        <w:t>نحميا 13:15–22</w:t>
+      </w:r>
       <w:r>
         <w:rPr>
           <w:rtl/>
@@ -1541,20 +1289,14 @@
         </w:rPr>
         <w:t xml:space="preserve">كان نحميا قائدًا قويًا بالرغم من المشكلات التي كانت في نهاية مدّة وجوده في أورشليم (انظر </w:t>
       </w:r>
-      <w:hyperlink r:id="rId55">
-        <w:r>
-          <w:rPr>
-            <w:rtl/>
-            <w:cs/>
-            <w:lang w:val="ar_AE" w:bidi="ar_AE"/>
-          </w:rPr>
-          <w:rPr>
-            <w:color w:val="0000EE"/>
-            <w:u w:val="single"/>
-          </w:rPr>
-          <w:t>نحميا 13</w:t>
-        </w:r>
-      </w:hyperlink>
+      <w:r>
+        <w:rPr>
+          <w:rtl/>
+          <w:cs/>
+          <w:lang w:val="ar_AE" w:bidi="ar_AE"/>
+        </w:rPr>
+        <w:t>نحميا 13</w:t>
+      </w:r>
       <w:r>
         <w:rPr>
           <w:rtl/>
@@ -1596,20 +1338,14 @@
           <w:lang w:val="ar_AE" w:bidi="ar_AE"/>
         </w:rPr>
       </w:r>
-      <w:hyperlink r:id="rId56">
-        <w:r>
-          <w:rPr>
-            <w:rtl/>
-            <w:cs/>
-            <w:lang w:val="ar_AE" w:bidi="ar_AE"/>
-          </w:rPr>
-          <w:rPr>
-            <w:color w:val="0000EE"/>
-            <w:u w:val="single"/>
-          </w:rPr>
-          <w:t>نحميا 1:1–7:73؛</w:t>
-        </w:r>
-      </w:hyperlink>
+      <w:r>
+        <w:rPr>
+          <w:rtl/>
+          <w:cs/>
+          <w:lang w:val="ar_AE" w:bidi="ar_AE"/>
+        </w:rPr>
+        <w:t>نحميا 1:1–7:73؛</w:t>
+      </w:r>
       <w:r>
         <w:rPr>
           <w:rtl/>
@@ -1618,20 +1354,14 @@
         </w:rPr>
         <w:t xml:space="preserve"> </w:t>
       </w:r>
-      <w:hyperlink r:id="rId57">
-        <w:r>
-          <w:rPr>
-            <w:rtl/>
-            <w:cs/>
-            <w:lang w:val="ar_AE" w:bidi="ar_AE"/>
-          </w:rPr>
-          <w:rPr>
-            <w:color w:val="0000EE"/>
-            <w:u w:val="single"/>
-          </w:rPr>
-          <w:t>8:9–10؛</w:t>
-        </w:r>
-      </w:hyperlink>
+      <w:r>
+        <w:rPr>
+          <w:rtl/>
+          <w:cs/>
+          <w:lang w:val="ar_AE" w:bidi="ar_AE"/>
+        </w:rPr>
+        <w:t>8:9–10؛</w:t>
+      </w:r>
       <w:r>
         <w:rPr>
           <w:rtl/>
@@ -1640,20 +1370,14 @@
         </w:rPr>
         <w:t xml:space="preserve"> </w:t>
       </w:r>
-      <w:hyperlink r:id="rId58">
-        <w:r>
-          <w:rPr>
-            <w:rtl/>
-            <w:cs/>
-            <w:lang w:val="ar_AE" w:bidi="ar_AE"/>
-          </w:rPr>
-          <w:rPr>
-            <w:color w:val="0000EE"/>
-            <w:u w:val="single"/>
-          </w:rPr>
-          <w:t>10:1–13:31.</w:t>
-        </w:r>
-      </w:hyperlink>
+      <w:r>
+        <w:rPr>
+          <w:rtl/>
+          <w:cs/>
+          <w:lang w:val="ar_AE" w:bidi="ar_AE"/>
+        </w:rPr>
+        <w:t>10:1–13:31.</w:t>
+      </w:r>
       <w:r>
         <w:rPr>
           <w:rtl/>
@@ -1753,20 +1477,14 @@
         </w:rPr>
         <w:t>(</w:t>
       </w:r>
-      <w:hyperlink r:id="rId59">
-        <w:r>
-          <w:rPr>
-            <w:rtl/>
-            <w:cs/>
-            <w:lang w:val="ar_AE" w:bidi="ar_AE"/>
-          </w:rPr>
-          <w:rPr>
-            <w:color w:val="0000EE"/>
-            <w:u w:val="single"/>
-          </w:rPr>
-          <w:t>تكوين 5:3–29</w:t>
-        </w:r>
-      </w:hyperlink>
+      <w:r>
+        <w:rPr>
+          <w:rtl/>
+          <w:cs/>
+          <w:lang w:val="ar_AE" w:bidi="ar_AE"/>
+        </w:rPr>
+        <w:t>تكوين 5:3–29</w:t>
+      </w:r>
       <w:r>
         <w:rPr>
           <w:rtl/>
@@ -1795,20 +1513,14 @@
         </w:rPr>
         <w:t>خطط الله لتدمير الخليقة بسبب تفشي الشر البشري على نطاق واسع (</w:t>
       </w:r>
-      <w:hyperlink r:id="rId60">
-        <w:r>
-          <w:rPr>
-            <w:rtl/>
-            <w:cs/>
-            <w:lang w:val="ar_AE" w:bidi="ar_AE"/>
-          </w:rPr>
-          <w:rPr>
-            <w:color w:val="0000EE"/>
-            <w:u w:val="single"/>
-          </w:rPr>
-          <w:t>تكوين 6:1–7</w:t>
-        </w:r>
-      </w:hyperlink>
+      <w:r>
+        <w:rPr>
+          <w:rtl/>
+          <w:cs/>
+          <w:lang w:val="ar_AE" w:bidi="ar_AE"/>
+        </w:rPr>
+        <w:t>تكوين 6:1–7</w:t>
+      </w:r>
       <w:r>
         <w:rPr>
           <w:rtl/>
@@ -1817,20 +1529,14 @@
         </w:rPr>
         <w:t xml:space="preserve">؛ انظر </w:t>
       </w:r>
-      <w:hyperlink r:id="rId61">
-        <w:r>
-          <w:rPr>
-            <w:rtl/>
-            <w:cs/>
-            <w:lang w:val="ar_AE" w:bidi="ar_AE"/>
-          </w:rPr>
-          <w:rPr>
-            <w:color w:val="0000EE"/>
-            <w:u w:val="single"/>
-          </w:rPr>
-          <w:t>متّى 24:37–39</w:t>
-        </w:r>
-      </w:hyperlink>
+      <w:r>
+        <w:rPr>
+          <w:rtl/>
+          <w:cs/>
+          <w:lang w:val="ar_AE" w:bidi="ar_AE"/>
+        </w:rPr>
+        <w:t>متّى 24:37–39</w:t>
+      </w:r>
       <w:r>
         <w:rPr>
           <w:rtl/>
@@ -1839,20 +1545,14 @@
         </w:rPr>
         <w:t xml:space="preserve">؛ </w:t>
       </w:r>
-      <w:hyperlink r:id="rId62">
-        <w:r>
-          <w:rPr>
-            <w:rtl/>
-            <w:cs/>
-            <w:lang w:val="ar_AE" w:bidi="ar_AE"/>
-          </w:rPr>
-          <w:rPr>
-            <w:color w:val="0000EE"/>
-            <w:u w:val="single"/>
-          </w:rPr>
-          <w:t>لوقا 17:26–27</w:t>
-        </w:r>
-      </w:hyperlink>
+      <w:r>
+        <w:rPr>
+          <w:rtl/>
+          <w:cs/>
+          <w:lang w:val="ar_AE" w:bidi="ar_AE"/>
+        </w:rPr>
+        <w:t>لوقا 17:26–27</w:t>
+      </w:r>
       <w:r>
         <w:rPr>
           <w:rtl/>
@@ -1861,20 +1561,14 @@
         </w:rPr>
         <w:t>)، لكنه اختار أن ينقذ نوح (</w:t>
       </w:r>
-      <w:hyperlink r:id="rId63">
-        <w:r>
-          <w:rPr>
-            <w:rtl/>
-            <w:cs/>
-            <w:lang w:val="ar_AE" w:bidi="ar_AE"/>
-          </w:rPr>
-          <w:rPr>
-            <w:color w:val="0000EE"/>
-            <w:u w:val="single"/>
-          </w:rPr>
-          <w:t>تكوين 6:8</w:t>
-        </w:r>
-      </w:hyperlink>
+      <w:r>
+        <w:rPr>
+          <w:rtl/>
+          <w:cs/>
+          <w:lang w:val="ar_AE" w:bidi="ar_AE"/>
+        </w:rPr>
+        <w:t>تكوين 6:8</w:t>
+      </w:r>
       <w:r>
         <w:rPr>
           <w:rtl/>
@@ -1899,20 +1593,14 @@
         </w:rPr>
         <w:t xml:space="preserve"> (</w:t>
       </w:r>
-      <w:hyperlink r:id="rId64">
-        <w:r>
-          <w:rPr>
-            <w:rtl/>
-            <w:cs/>
-            <w:lang w:val="ar_AE" w:bidi="ar_AE"/>
-          </w:rPr>
-          <w:rPr>
-            <w:color w:val="0000EE"/>
-            <w:u w:val="single"/>
-          </w:rPr>
-          <w:t>تكوين 6:9</w:t>
-        </w:r>
-      </w:hyperlink>
+      <w:r>
+        <w:rPr>
+          <w:rtl/>
+          <w:cs/>
+          <w:lang w:val="ar_AE" w:bidi="ar_AE"/>
+        </w:rPr>
+        <w:t>تكوين 6:9</w:t>
+      </w:r>
       <w:r>
         <w:rPr>
           <w:rtl/>
@@ -1921,20 +1609,14 @@
         </w:rPr>
         <w:t>)، تعليمات مُفصّلة لبناء الفلك. ولن يخلُص سوى عائلة نوح المكونة من ثمانية أفراد، وكل نوع من المخلوقات (</w:t>
       </w:r>
-      <w:hyperlink r:id="rId65">
-        <w:r>
-          <w:rPr>
-            <w:rtl/>
-            <w:cs/>
-            <w:lang w:val="ar_AE" w:bidi="ar_AE"/>
-          </w:rPr>
-          <w:rPr>
-            <w:color w:val="0000EE"/>
-            <w:u w:val="single"/>
-          </w:rPr>
-          <w:t>تكوين 6:14–8:19</w:t>
-        </w:r>
-      </w:hyperlink>
+      <w:r>
+        <w:rPr>
+          <w:rtl/>
+          <w:cs/>
+          <w:lang w:val="ar_AE" w:bidi="ar_AE"/>
+        </w:rPr>
+        <w:t>تكوين 6:14–8:19</w:t>
+      </w:r>
       <w:r>
         <w:rPr>
           <w:rtl/>
@@ -1943,20 +1625,14 @@
         </w:rPr>
         <w:t>). بعد الطوفان، خرج نوح وعائلته من الفلك. أرضى نوح الله ببناء مذبح وتقديم ذبائح. وبالرغْم من الخطية البشرية، وعد الله ألّا يغرق الأرض كُلََّها مجددًا أو يوقف عمل فصول السنة (المواسم) (</w:t>
       </w:r>
-      <w:hyperlink r:id="rId66">
-        <w:r>
-          <w:rPr>
-            <w:rtl/>
-            <w:cs/>
-            <w:lang w:val="ar_AE" w:bidi="ar_AE"/>
-          </w:rPr>
-          <w:rPr>
-            <w:color w:val="0000EE"/>
-            <w:u w:val="single"/>
-          </w:rPr>
-          <w:t>تكوين 8:20–9:17</w:t>
-        </w:r>
-      </w:hyperlink>
+      <w:r>
+        <w:rPr>
+          <w:rtl/>
+          <w:cs/>
+          <w:lang w:val="ar_AE" w:bidi="ar_AE"/>
+        </w:rPr>
+        <w:t>تكوين 8:20–9:17</w:t>
+      </w:r>
       <w:r>
         <w:rPr>
           <w:rtl/>
@@ -1985,20 +1661,14 @@
         </w:rPr>
         <w:t>أبناء نوح هم سام، وحام، ويافث. جميع أمم الأرض تحدّرت منهم (</w:t>
       </w:r>
-      <w:hyperlink r:id="rId67">
-        <w:r>
-          <w:rPr>
-            <w:rtl/>
-            <w:cs/>
-            <w:lang w:val="ar_AE" w:bidi="ar_AE"/>
-          </w:rPr>
-          <w:rPr>
-            <w:color w:val="0000EE"/>
-            <w:u w:val="single"/>
-          </w:rPr>
-          <w:t>تكوين 9:18–19</w:t>
-        </w:r>
-      </w:hyperlink>
+      <w:r>
+        <w:rPr>
+          <w:rtl/>
+          <w:cs/>
+          <w:lang w:val="ar_AE" w:bidi="ar_AE"/>
+        </w:rPr>
+        <w:t>تكوين 9:18–19</w:t>
+      </w:r>
       <w:r>
         <w:rPr>
           <w:rtl/>
@@ -2007,20 +1677,14 @@
         </w:rPr>
         <w:t>). عندما سكر نوح من الخمر الذي صنعه، نال أبناؤه وذريتهم إما البركة أو اللعنة استنادًا إلى أفعالهم من نحوه. (</w:t>
       </w:r>
-      <w:hyperlink r:id="rId68">
-        <w:r>
-          <w:rPr>
-            <w:rtl/>
-            <w:cs/>
-            <w:lang w:val="ar_AE" w:bidi="ar_AE"/>
-          </w:rPr>
-          <w:rPr>
-            <w:color w:val="0000EE"/>
-            <w:u w:val="single"/>
-          </w:rPr>
-          <w:t>تكوين 9:20–27</w:t>
-        </w:r>
-      </w:hyperlink>
+      <w:r>
+        <w:rPr>
+          <w:rtl/>
+          <w:cs/>
+          <w:lang w:val="ar_AE" w:bidi="ar_AE"/>
+        </w:rPr>
+        <w:t>تكوين 9:20–27</w:t>
+      </w:r>
       <w:r>
         <w:rPr>
           <w:rtl/>
@@ -2029,20 +1693,14 @@
         </w:rPr>
         <w:t>). عاش نوح مدة 950 سنة، تتضمن 350 سنة بعد الطوفان (</w:t>
       </w:r>
-      <w:hyperlink r:id="rId69">
-        <w:r>
-          <w:rPr>
-            <w:rtl/>
-            <w:cs/>
-            <w:lang w:val="ar_AE" w:bidi="ar_AE"/>
-          </w:rPr>
-          <w:rPr>
-            <w:color w:val="0000EE"/>
-            <w:u w:val="single"/>
-          </w:rPr>
-          <w:t>تكوين 9:28–29</w:t>
-        </w:r>
-      </w:hyperlink>
+      <w:r>
+        <w:rPr>
+          <w:rtl/>
+          <w:cs/>
+          <w:lang w:val="ar_AE" w:bidi="ar_AE"/>
+        </w:rPr>
+        <w:t>تكوين 9:28–29</w:t>
+      </w:r>
       <w:r>
         <w:rPr>
           <w:rtl/>
@@ -2051,20 +1709,14 @@
         </w:rPr>
         <w:t xml:space="preserve">). نوح هو مثال يحتذى به في البر، والطاعة، والشجاعة، والإيمان (انظر </w:t>
       </w:r>
-      <w:hyperlink r:id="rId70">
-        <w:r>
-          <w:rPr>
-            <w:rtl/>
-            <w:cs/>
-            <w:lang w:val="ar_AE" w:bidi="ar_AE"/>
-          </w:rPr>
-          <w:rPr>
-            <w:color w:val="0000EE"/>
-            <w:u w:val="single"/>
-          </w:rPr>
-          <w:t>حزقيال 14:12–20</w:t>
-        </w:r>
-      </w:hyperlink>
+      <w:r>
+        <w:rPr>
+          <w:rtl/>
+          <w:cs/>
+          <w:lang w:val="ar_AE" w:bidi="ar_AE"/>
+        </w:rPr>
+        <w:t>حزقيال 14:12–20</w:t>
+      </w:r>
       <w:r>
         <w:rPr>
           <w:rtl/>
@@ -2073,20 +1725,14 @@
         </w:rPr>
         <w:t xml:space="preserve">؛ </w:t>
       </w:r>
-      <w:hyperlink r:id="rId71">
-        <w:r>
-          <w:rPr>
-            <w:rtl/>
-            <w:cs/>
-            <w:lang w:val="ar_AE" w:bidi="ar_AE"/>
-          </w:rPr>
-          <w:rPr>
-            <w:color w:val="0000EE"/>
-            <w:u w:val="single"/>
-          </w:rPr>
-          <w:t>عبرانيين 11:7</w:t>
-        </w:r>
-      </w:hyperlink>
+      <w:r>
+        <w:rPr>
+          <w:rtl/>
+          <w:cs/>
+          <w:lang w:val="ar_AE" w:bidi="ar_AE"/>
+        </w:rPr>
+        <w:t>عبرانيين 11:7</w:t>
+      </w:r>
       <w:r>
         <w:rPr>
           <w:rtl/>
@@ -2095,20 +1741,14 @@
         </w:rPr>
         <w:t xml:space="preserve">؛ </w:t>
       </w:r>
-      <w:hyperlink r:id="rId72">
-        <w:r>
-          <w:rPr>
-            <w:rtl/>
-            <w:cs/>
-            <w:lang w:val="ar_AE" w:bidi="ar_AE"/>
-          </w:rPr>
-          <w:rPr>
-            <w:color w:val="0000EE"/>
-            <w:u w:val="single"/>
-          </w:rPr>
-          <w:t>2بطرس 2:5</w:t>
-        </w:r>
-      </w:hyperlink>
+      <w:r>
+        <w:rPr>
+          <w:rtl/>
+          <w:cs/>
+          <w:lang w:val="ar_AE" w:bidi="ar_AE"/>
+        </w:rPr>
+        <w:t>2بطرس 2:5</w:t>
+      </w:r>
       <w:r>
         <w:rPr>
           <w:rtl/>
@@ -2150,20 +1790,14 @@
           <w:lang w:val="ar_AE" w:bidi="ar_AE"/>
         </w:rPr>
       </w:r>
-      <w:hyperlink r:id="rId73">
-        <w:r>
-          <w:rPr>
-            <w:rtl/>
-            <w:cs/>
-            <w:lang w:val="ar_AE" w:bidi="ar_AE"/>
-          </w:rPr>
-          <w:rPr>
-            <w:color w:val="0000EE"/>
-            <w:u w:val="single"/>
-          </w:rPr>
-          <w:t>تكوين 5:28–10:1</w:t>
-        </w:r>
-      </w:hyperlink>
+      <w:r>
+        <w:rPr>
+          <w:rtl/>
+          <w:cs/>
+          <w:lang w:val="ar_AE" w:bidi="ar_AE"/>
+        </w:rPr>
+        <w:t>تكوين 5:28–10:1</w:t>
+      </w:r>
       <w:r>
         <w:rPr>
           <w:rtl/>
@@ -2172,20 +1806,14 @@
         </w:rPr>
         <w:t xml:space="preserve">؛ </w:t>
       </w:r>
-      <w:hyperlink r:id="rId74">
-        <w:r>
-          <w:rPr>
-            <w:rtl/>
-            <w:cs/>
-            <w:lang w:val="ar_AE" w:bidi="ar_AE"/>
-          </w:rPr>
-          <w:rPr>
-            <w:color w:val="0000EE"/>
-            <w:u w:val="single"/>
-          </w:rPr>
-          <w:t>1أخبار الأيام 1:4</w:t>
-        </w:r>
-      </w:hyperlink>
+      <w:r>
+        <w:rPr>
+          <w:rtl/>
+          <w:cs/>
+          <w:lang w:val="ar_AE" w:bidi="ar_AE"/>
+        </w:rPr>
+        <w:t>1أخبار الأيام 1:4</w:t>
+      </w:r>
       <w:r>
         <w:rPr>
           <w:rtl/>
@@ -2194,20 +1822,14 @@
         </w:rPr>
         <w:t xml:space="preserve">؛ </w:t>
       </w:r>
-      <w:hyperlink r:id="rId75">
-        <w:r>
-          <w:rPr>
-            <w:rtl/>
-            <w:cs/>
-            <w:lang w:val="ar_AE" w:bidi="ar_AE"/>
-          </w:rPr>
-          <w:rPr>
-            <w:color w:val="0000EE"/>
-            <w:u w:val="single"/>
-          </w:rPr>
-          <w:t>إشعياء 54:9</w:t>
-        </w:r>
-      </w:hyperlink>
+      <w:r>
+        <w:rPr>
+          <w:rtl/>
+          <w:cs/>
+          <w:lang w:val="ar_AE" w:bidi="ar_AE"/>
+        </w:rPr>
+        <w:t>إشعياء 54:9</w:t>
+      </w:r>
       <w:r>
         <w:rPr>
           <w:rtl/>
@@ -2216,20 +1838,14 @@
         </w:rPr>
         <w:t xml:space="preserve">؛ </w:t>
       </w:r>
-      <w:hyperlink r:id="rId70">
-        <w:r>
-          <w:rPr>
-            <w:rtl/>
-            <w:cs/>
-            <w:lang w:val="ar_AE" w:bidi="ar_AE"/>
-          </w:rPr>
-          <w:rPr>
-            <w:color w:val="0000EE"/>
-            <w:u w:val="single"/>
-          </w:rPr>
-          <w:t>حزقيال 14:12–20</w:t>
-        </w:r>
-      </w:hyperlink>
+      <w:r>
+        <w:rPr>
+          <w:rtl/>
+          <w:cs/>
+          <w:lang w:val="ar_AE" w:bidi="ar_AE"/>
+        </w:rPr>
+        <w:t>حزقيال 14:12–20</w:t>
+      </w:r>
       <w:r>
         <w:rPr>
           <w:rtl/>
@@ -2238,20 +1854,14 @@
         </w:rPr>
         <w:t xml:space="preserve">؛ </w:t>
       </w:r>
-      <w:hyperlink r:id="rId76">
-        <w:r>
-          <w:rPr>
-            <w:rtl/>
-            <w:cs/>
-            <w:lang w:val="ar_AE" w:bidi="ar_AE"/>
-          </w:rPr>
-          <w:rPr>
-            <w:color w:val="0000EE"/>
-            <w:u w:val="single"/>
-          </w:rPr>
-          <w:t>متى 24:37–38</w:t>
-        </w:r>
-      </w:hyperlink>
+      <w:r>
+        <w:rPr>
+          <w:rtl/>
+          <w:cs/>
+          <w:lang w:val="ar_AE" w:bidi="ar_AE"/>
+        </w:rPr>
+        <w:t>متى 24:37–38</w:t>
+      </w:r>
       <w:r>
         <w:rPr>
           <w:rtl/>
@@ -2260,20 +1870,14 @@
         </w:rPr>
         <w:t xml:space="preserve">؛ </w:t>
       </w:r>
-      <w:hyperlink r:id="rId77">
-        <w:r>
-          <w:rPr>
-            <w:rtl/>
-            <w:cs/>
-            <w:lang w:val="ar_AE" w:bidi="ar_AE"/>
-          </w:rPr>
-          <w:rPr>
-            <w:color w:val="0000EE"/>
-            <w:u w:val="single"/>
-          </w:rPr>
-          <w:t>لوقا 3:36</w:t>
-        </w:r>
-      </w:hyperlink>
+      <w:r>
+        <w:rPr>
+          <w:rtl/>
+          <w:cs/>
+          <w:lang w:val="ar_AE" w:bidi="ar_AE"/>
+        </w:rPr>
+        <w:t>لوقا 3:36</w:t>
+      </w:r>
       <w:r>
         <w:rPr>
           <w:rtl/>
@@ -2282,20 +1886,14 @@
         </w:rPr>
         <w:t xml:space="preserve">؛ </w:t>
       </w:r>
-      <w:hyperlink r:id="rId62">
-        <w:r>
-          <w:rPr>
-            <w:rtl/>
-            <w:cs/>
-            <w:lang w:val="ar_AE" w:bidi="ar_AE"/>
-          </w:rPr>
-          <w:rPr>
-            <w:color w:val="0000EE"/>
-            <w:u w:val="single"/>
-          </w:rPr>
-          <w:t>لوقا 17:26–27</w:t>
-        </w:r>
-      </w:hyperlink>
+      <w:r>
+        <w:rPr>
+          <w:rtl/>
+          <w:cs/>
+          <w:lang w:val="ar_AE" w:bidi="ar_AE"/>
+        </w:rPr>
+        <w:t>لوقا 17:26–27</w:t>
+      </w:r>
       <w:r>
         <w:rPr>
           <w:rtl/>
@@ -2304,20 +1902,14 @@
         </w:rPr>
         <w:t xml:space="preserve">؛ </w:t>
       </w:r>
-      <w:hyperlink r:id="rId71">
-        <w:r>
-          <w:rPr>
-            <w:rtl/>
-            <w:cs/>
-            <w:lang w:val="ar_AE" w:bidi="ar_AE"/>
-          </w:rPr>
-          <w:rPr>
-            <w:color w:val="0000EE"/>
-            <w:u w:val="single"/>
-          </w:rPr>
-          <w:t>عبرانيين 11:7</w:t>
-        </w:r>
-      </w:hyperlink>
+      <w:r>
+        <w:rPr>
+          <w:rtl/>
+          <w:cs/>
+          <w:lang w:val="ar_AE" w:bidi="ar_AE"/>
+        </w:rPr>
+        <w:t>عبرانيين 11:7</w:t>
+      </w:r>
       <w:r>
         <w:rPr>
           <w:rtl/>
@@ -2326,20 +1918,14 @@
         </w:rPr>
         <w:t xml:space="preserve">؛ </w:t>
       </w:r>
-      <w:hyperlink r:id="rId78">
-        <w:r>
-          <w:rPr>
-            <w:rtl/>
-            <w:cs/>
-            <w:lang w:val="ar_AE" w:bidi="ar_AE"/>
-          </w:rPr>
-          <w:rPr>
-            <w:color w:val="0000EE"/>
-            <w:u w:val="single"/>
-          </w:rPr>
-          <w:t>1بطرس 3:20–21</w:t>
-        </w:r>
-      </w:hyperlink>
+      <w:r>
+        <w:rPr>
+          <w:rtl/>
+          <w:cs/>
+          <w:lang w:val="ar_AE" w:bidi="ar_AE"/>
+        </w:rPr>
+        <w:t>1بطرس 3:20–21</w:t>
+      </w:r>
       <w:r>
         <w:rPr>
           <w:rtl/>
@@ -2348,20 +1934,14 @@
         </w:rPr>
         <w:t xml:space="preserve">؛ </w:t>
       </w:r>
-      <w:hyperlink r:id="rId72">
-        <w:r>
-          <w:rPr>
-            <w:rtl/>
-            <w:cs/>
-            <w:lang w:val="ar_AE" w:bidi="ar_AE"/>
-          </w:rPr>
-          <w:rPr>
-            <w:color w:val="0000EE"/>
-            <w:u w:val="single"/>
-          </w:rPr>
-          <w:t>2 بطرس 2:5.</w:t>
-        </w:r>
-      </w:hyperlink>
+      <w:r>
+        <w:rPr>
+          <w:rtl/>
+          <w:cs/>
+          <w:lang w:val="ar_AE" w:bidi="ar_AE"/>
+        </w:rPr>
+        <w:t>2 بطرس 2:5.</w:t>
+      </w:r>
       <w:r>
         <w:rPr>
           <w:rtl/>
@@ -2527,20 +2107,14 @@
         </w:rPr>
         <w:t>" (</w:t>
       </w:r>
-      <w:hyperlink r:id="rId79">
-        <w:r>
-          <w:rPr>
-            <w:rtl/>
-            <w:cs/>
-            <w:lang w:val="ar_AE" w:bidi="ar_AE"/>
-          </w:rPr>
-          <w:rPr>
-            <w:color w:val="0000EE"/>
-            <w:u w:val="single"/>
-          </w:rPr>
-          <w:t>رومية 13:1</w:t>
-        </w:r>
-      </w:hyperlink>
+      <w:r>
+        <w:rPr>
+          <w:rtl/>
+          <w:cs/>
+          <w:lang w:val="ar_AE" w:bidi="ar_AE"/>
+        </w:rPr>
+        <w:t>رومية 13:1</w:t>
+      </w:r>
       <w:r>
         <w:rPr>
           <w:rtl/>
@@ -2569,20 +2143,14 @@
         </w:rPr>
         <w:t xml:space="preserve">أما أكثر أفعال نيرون شرًا وقعت بعد أن دبّر لقتل أمه في عام 59 ميلادي (نفس العام الذي رفع فيه بولس دعواه لقيصر، </w:t>
       </w:r>
-      <w:hyperlink r:id="rId80">
-        <w:r>
-          <w:rPr>
-            <w:rtl/>
-            <w:cs/>
-            <w:lang w:val="ar_AE" w:bidi="ar_AE"/>
-          </w:rPr>
-          <w:rPr>
-            <w:color w:val="0000EE"/>
-            <w:u w:val="single"/>
-          </w:rPr>
-          <w:t>أعمال الرسل 25:11</w:t>
-        </w:r>
-      </w:hyperlink>
+      <w:r>
+        <w:rPr>
+          <w:rtl/>
+          <w:cs/>
+          <w:lang w:val="ar_AE" w:bidi="ar_AE"/>
+        </w:rPr>
+        <w:t>أعمال الرسل 25:11</w:t>
+      </w:r>
       <w:r>
         <w:rPr>
           <w:rtl/>
@@ -2758,20 +2326,14 @@
           <w:lang w:val="ar_AE" w:bidi="ar_AE"/>
         </w:rPr>
       </w:r>
-      <w:hyperlink r:id="rId81">
-        <w:r>
-          <w:rPr>
-            <w:rtl/>
-            <w:cs/>
-            <w:lang w:val="ar_AE" w:bidi="ar_AE"/>
-          </w:rPr>
-          <w:rPr>
-            <w:color w:val="0000EE"/>
-            <w:u w:val="single"/>
-          </w:rPr>
-          <w:t>رومية 13: 1–7</w:t>
-        </w:r>
-      </w:hyperlink>
+      <w:r>
+        <w:rPr>
+          <w:rtl/>
+          <w:cs/>
+          <w:lang w:val="ar_AE" w:bidi="ar_AE"/>
+        </w:rPr>
+        <w:t>رومية 13: 1–7</w:t>
+      </w:r>
       <w:r>
         <w:rPr>
           <w:rtl/>
@@ -2839,20 +2401,14 @@
         </w:rPr>
         <w:t>كان نيقوديموس يهوديًا فريسيًا موُقّرًا (</w:t>
       </w:r>
-      <w:hyperlink r:id="rId82">
-        <w:r>
-          <w:rPr>
-            <w:rtl/>
-            <w:cs/>
-            <w:lang w:val="ar_AE" w:bidi="ar_AE"/>
-          </w:rPr>
-          <w:rPr>
-            <w:color w:val="0000EE"/>
-            <w:u w:val="single"/>
-          </w:rPr>
-          <w:t>يوحنّا 3:1</w:t>
-        </w:r>
-      </w:hyperlink>
+      <w:r>
+        <w:rPr>
+          <w:rtl/>
+          <w:cs/>
+          <w:lang w:val="ar_AE" w:bidi="ar_AE"/>
+        </w:rPr>
+        <w:t>يوحنّا 3:1</w:t>
+      </w:r>
       <w:r>
         <w:rPr>
           <w:rtl/>
@@ -2881,20 +2437,14 @@
         </w:rPr>
         <w:t>اعترى نِيقُودِيمُوس فضولًا بشأن سلطان يسوع ومعجزاته. لذلك، زار نِيقُودِيمُوس يسوع ليلًا في الخفاء، ليعرف أكثر عنه. شرح يسوع لنِيقُودِيمُوس أنه يجب أن يولد ثانية كيما يدخل ملكوت الله (</w:t>
       </w:r>
-      <w:hyperlink r:id="rId83">
-        <w:r>
-          <w:rPr>
-            <w:rtl/>
-            <w:cs/>
-            <w:lang w:val="ar_AE" w:bidi="ar_AE"/>
-          </w:rPr>
-          <w:rPr>
-            <w:color w:val="0000EE"/>
-            <w:u w:val="single"/>
-          </w:rPr>
-          <w:t>يوحنّا 3:1–8</w:t>
-        </w:r>
-      </w:hyperlink>
+      <w:r>
+        <w:rPr>
+          <w:rtl/>
+          <w:cs/>
+          <w:lang w:val="ar_AE" w:bidi="ar_AE"/>
+        </w:rPr>
+        <w:t>يوحنّا 3:1–8</w:t>
+      </w:r>
       <w:r>
         <w:rPr>
           <w:rtl/>
@@ -2923,20 +2473,14 @@
         </w:rPr>
         <w:t>في وقت لاحق، وخلافًا لموقف أعضاء المجلس اليهودي الأعلى، احتج نِيقُودِيمُوس بشدة ليعلن استحقاق يسوع لمحاكمة عادلة (</w:t>
       </w:r>
-      <w:hyperlink r:id="rId84">
-        <w:r>
-          <w:rPr>
-            <w:rtl/>
-            <w:cs/>
-            <w:lang w:val="ar_AE" w:bidi="ar_AE"/>
-          </w:rPr>
-          <w:rPr>
-            <w:color w:val="0000EE"/>
-            <w:u w:val="single"/>
-          </w:rPr>
-          <w:t>يوحنّا 7:50–51</w:t>
-        </w:r>
-      </w:hyperlink>
+      <w:r>
+        <w:rPr>
+          <w:rtl/>
+          <w:cs/>
+          <w:lang w:val="ar_AE" w:bidi="ar_AE"/>
+        </w:rPr>
+        <w:t>يوحنّا 7:50–51</w:t>
+      </w:r>
       <w:r>
         <w:rPr>
           <w:rtl/>
@@ -2945,20 +2489,14 @@
         </w:rPr>
         <w:t>). بعد موت يسوع على الصليب، اشترى خمسة وسبعين رطلًا من أطياب فاخرة للدفن. أخذها إلى القبر وساعد يُوسُف الذي من الرامة على دفن يسوع (</w:t>
       </w:r>
-      <w:hyperlink r:id="rId85">
-        <w:r>
-          <w:rPr>
-            <w:rtl/>
-            <w:cs/>
-            <w:lang w:val="ar_AE" w:bidi="ar_AE"/>
-          </w:rPr>
-          <w:rPr>
-            <w:color w:val="0000EE"/>
-            <w:u w:val="single"/>
-          </w:rPr>
-          <w:t>يوحنّا 19:39–42</w:t>
-        </w:r>
-      </w:hyperlink>
+      <w:r>
+        <w:rPr>
+          <w:rtl/>
+          <w:cs/>
+          <w:lang w:val="ar_AE" w:bidi="ar_AE"/>
+        </w:rPr>
+        <w:t>يوحنّا 19:39–42</w:t>
+      </w:r>
       <w:r>
         <w:rPr>
           <w:rtl/>
@@ -3000,20 +2538,14 @@
           <w:lang w:val="ar_AE" w:bidi="ar_AE"/>
         </w:rPr>
       </w:r>
-      <w:hyperlink r:id="rId86">
-        <w:r>
-          <w:rPr>
-            <w:rtl/>
-            <w:cs/>
-            <w:lang w:val="ar_AE" w:bidi="ar_AE"/>
-          </w:rPr>
-          <w:rPr>
-            <w:color w:val="0000EE"/>
-            <w:u w:val="single"/>
-          </w:rPr>
-          <w:t>يوحنا 3:1–9؛</w:t>
-        </w:r>
-      </w:hyperlink>
+      <w:r>
+        <w:rPr>
+          <w:rtl/>
+          <w:cs/>
+          <w:lang w:val="ar_AE" w:bidi="ar_AE"/>
+        </w:rPr>
+        <w:t>يوحنا 3:1–9؛</w:t>
+      </w:r>
       <w:r>
         <w:rPr>
           <w:rtl/>
@@ -3022,20 +2554,14 @@
         </w:rPr>
         <w:t xml:space="preserve"> </w:t>
       </w:r>
-      <w:hyperlink r:id="rId87">
-        <w:r>
-          <w:rPr>
-            <w:rtl/>
-            <w:cs/>
-            <w:lang w:val="ar_AE" w:bidi="ar_AE"/>
-          </w:rPr>
-          <w:rPr>
-            <w:color w:val="0000EE"/>
-            <w:u w:val="single"/>
-          </w:rPr>
-          <w:t>7:50؛</w:t>
-        </w:r>
-      </w:hyperlink>
+      <w:r>
+        <w:rPr>
+          <w:rtl/>
+          <w:cs/>
+          <w:lang w:val="ar_AE" w:bidi="ar_AE"/>
+        </w:rPr>
+        <w:t>7:50؛</w:t>
+      </w:r>
       <w:r>
         <w:rPr>
           <w:rtl/>
@@ -3044,20 +2570,14 @@
         </w:rPr>
         <w:t xml:space="preserve"> </w:t>
       </w:r>
-      <w:hyperlink r:id="rId85">
-        <w:r>
-          <w:rPr>
-            <w:rtl/>
-            <w:cs/>
-            <w:lang w:val="ar_AE" w:bidi="ar_AE"/>
-          </w:rPr>
-          <w:rPr>
-            <w:color w:val="0000EE"/>
-            <w:u w:val="single"/>
-          </w:rPr>
-          <w:t>19:39–42</w:t>
-        </w:r>
-      </w:hyperlink>
+      <w:r>
+        <w:rPr>
+          <w:rtl/>
+          <w:cs/>
+          <w:lang w:val="ar_AE" w:bidi="ar_AE"/>
+        </w:rPr>
+        <w:t>19:39–42</w:t>
+      </w:r>
       <w:r>
         <w:rPr>
           <w:rtl/>
